--- a/t20_s3.docx
+++ b/t20_s3.docx
@@ -3,2168 +3,1733 @@
 <w:document xmlns:wpc="http://schemas.microsoft.com/office/word/2010/wordprocessingCanvas" xmlns:mo="http://schemas.microsoft.com/office/mac/office/2008/main" xmlns:mc="http://schemas.openxmlformats.org/markup-compatibility/2006" xmlns:mv="urn:schemas-microsoft-com:mac:vml" xmlns:o="urn:schemas-microsoft-com:office:office" xmlns:r="http://schemas.openxmlformats.org/officeDocument/2006/relationships" xmlns:m="http://schemas.openxmlformats.org/officeDocument/2006/math" xmlns:v="urn:schemas-microsoft-com:vml" xmlns:wp14="http://schemas.microsoft.com/office/word/2010/wordprocessingDrawing" xmlns:wp="http://schemas.openxmlformats.org/drawingml/2006/wordprocessingDrawing" xmlns:w10="urn:schemas-microsoft-com:office:word" xmlns:w="http://schemas.openxmlformats.org/wordprocessingml/2006/main" xmlns:w14="http://schemas.microsoft.com/office/word/2010/wordml" xmlns:wpg="http://schemas.microsoft.com/office/word/2010/wordprocessingGroup" xmlns:wpi="http://schemas.microsoft.com/office/word/2010/wordprocessingInk" xmlns:wne="http://schemas.microsoft.com/office/word/2006/wordml" xmlns:wps="http://schemas.microsoft.com/office/word/2010/wordprocessingShape" mc:Ignorable="w14 wp14">
   <w:body>
     <w:p>
-      <w:pPr>
-        <w:spacing w:after="20" w:before="120"/>
-      </w:pPr>
-      <w:r>
-        <w:rPr>
-          <w:b/>
-          <w:sz w:val="22"/>
-        </w:rPr>
-        <w:t>Question: A woman delivers a baby vaginally in the labor room. After 7 days post-delivery, which type of lochia is expected to come from the vagina?</w:t>
-      </w:r>
-    </w:p>
-    <w:p>
-      <w:pPr>
-        <w:spacing w:after="0" w:before="0"/>
-      </w:pPr>
-      <w:r>
-        <w:rPr>
-          <w:b w:val="0"/>
-          <w:sz w:val="22"/>
-        </w:rPr>
-        <w:t>(a) Alha</w:t>
-      </w:r>
-    </w:p>
-    <w:p>
-      <w:pPr>
-        <w:spacing w:after="0" w:before="0"/>
-      </w:pPr>
-      <w:r>
-        <w:rPr>
-          <w:b w:val="0"/>
-          <w:sz w:val="22"/>
-        </w:rPr>
-        <w:t>(b) None</w:t>
-      </w:r>
-    </w:p>
-    <w:p>
-      <w:pPr>
-        <w:spacing w:after="0" w:before="0"/>
-      </w:pPr>
-      <w:r>
-        <w:rPr>
-          <w:b w:val="0"/>
-          <w:sz w:val="22"/>
-        </w:rPr>
-        <w:t>(c) Serosa</w:t>
-      </w:r>
-    </w:p>
-    <w:p>
-      <w:pPr>
-        <w:spacing w:after="0" w:before="0"/>
-      </w:pPr>
-      <w:r>
-        <w:rPr>
-          <w:b w:val="0"/>
-          <w:sz w:val="22"/>
-        </w:rPr>
-        <w:t>(d) Rubra</w:t>
-      </w:r>
-    </w:p>
-    <w:p>
-      <w:pPr>
-        <w:spacing w:after="0" w:before="40"/>
-      </w:pPr>
-      <w:r>
-        <w:rPr>
-          <w:b/>
-          <w:sz w:val="22"/>
-        </w:rPr>
-        <w:t>Answer: c</w:t>
-      </w:r>
-    </w:p>
-    <w:p>
-      <w:pPr>
-        <w:spacing w:after="0" w:before="0"/>
-      </w:pPr>
-      <w:r>
-        <w:rPr>
-          <w:b w:val="0"/>
-          <w:sz w:val="21"/>
-        </w:rPr>
-        <w:t>Solution: After 7 days post-delivery, the type of lochia expected to come from the vagina is serosa (option b). Lochia is the vaginal discharge that occurs after childbirth and consists of blood, mucus, and uterine tissue. Initially, the lochia is bright red and called lochia rubra. Over time, it transitions to a pinkish-brown color known as lochia serosa. By the seventh day, the lochia should have further changed to a yellowish-white discharge called lochia alba. Lochia serosa refers to a thicker, more viscous discharge that may contain remnants of old blood and mucus. It is a normal part of the postpartum healing process.</w:t>
-      </w:r>
-    </w:p>
-    <w:p>
-      <w:pPr>
-        <w:spacing w:after="0" w:before="0"/>
-      </w:pPr>
-      <w:r>
-        <w:rPr>
-          <w:b w:val="0"/>
-          <w:sz w:val="20"/>
-        </w:rPr>
-        <w:t>Positive Marks: 1</w:t>
-      </w:r>
-    </w:p>
-    <w:p>
-      <w:pPr>
-        <w:spacing w:after="160" w:before="0"/>
-      </w:pPr>
-      <w:r>
-        <w:rPr>
-          <w:b w:val="0"/>
-          <w:sz w:val="20"/>
-        </w:rPr>
-        <w:t>Negative Marks: 0.25</w:t>
-      </w:r>
-    </w:p>
-    <w:p>
-      <w:pPr>
-        <w:spacing w:after="20" w:before="120"/>
-      </w:pPr>
-      <w:r>
-        <w:rPr>
-          <w:b/>
-          <w:sz w:val="22"/>
-        </w:rPr>
-        <w:t>Question: Painful Bleeding at 34 week of gastation</w:t>
-      </w:r>
-    </w:p>
-    <w:p>
-      <w:pPr>
-        <w:spacing w:after="0" w:before="0"/>
-      </w:pPr>
-      <w:r>
-        <w:rPr>
-          <w:b w:val="0"/>
-          <w:sz w:val="22"/>
-        </w:rPr>
-        <w:t>(a) Placenta accreta</w:t>
-      </w:r>
-    </w:p>
-    <w:p>
-      <w:pPr>
-        <w:spacing w:after="0" w:before="0"/>
-      </w:pPr>
-      <w:r>
-        <w:rPr>
-          <w:b w:val="0"/>
-          <w:sz w:val="22"/>
-        </w:rPr>
-        <w:t>(b) Abruptio placentae</w:t>
-      </w:r>
-    </w:p>
-    <w:p>
-      <w:pPr>
-        <w:spacing w:after="0" w:before="0"/>
-      </w:pPr>
-      <w:r>
-        <w:rPr>
-          <w:b w:val="0"/>
-          <w:sz w:val="22"/>
-        </w:rPr>
-        <w:t>(c) Placenta previa</w:t>
-      </w:r>
-    </w:p>
-    <w:p>
-      <w:pPr>
-        <w:spacing w:after="0" w:before="0"/>
-      </w:pPr>
-      <w:r>
-        <w:rPr>
-          <w:b w:val="0"/>
-          <w:sz w:val="22"/>
-        </w:rPr>
-        <w:t>(d) Placenta percreta</w:t>
-      </w:r>
-    </w:p>
-    <w:p>
-      <w:pPr>
-        <w:spacing w:after="0" w:before="40"/>
-      </w:pPr>
-      <w:r>
-        <w:rPr>
-          <w:b/>
-          <w:sz w:val="22"/>
-        </w:rPr>
-        <w:t>Answer: b</w:t>
-      </w:r>
-    </w:p>
-    <w:p>
-      <w:pPr>
-        <w:spacing w:after="0" w:before="0"/>
-      </w:pPr>
-      <w:r>
-        <w:rPr>
-          <w:b w:val="0"/>
-          <w:sz w:val="21"/>
-        </w:rPr>
-        <w:t>Solution: Painful third-trimester vaginal bleeding suggests abruptio placentae; placenta previa typically bleeds painlessly.</w:t>
-      </w:r>
-    </w:p>
-    <w:p>
-      <w:pPr>
-        <w:spacing w:after="0" w:before="0"/>
-      </w:pPr>
-      <w:r>
-        <w:rPr>
-          <w:b w:val="0"/>
-          <w:sz w:val="20"/>
-        </w:rPr>
-        <w:t>Positive Marks: 1</w:t>
-      </w:r>
-    </w:p>
-    <w:p>
-      <w:pPr>
-        <w:spacing w:after="160" w:before="0"/>
-      </w:pPr>
-      <w:r>
-        <w:rPr>
-          <w:b w:val="0"/>
-          <w:sz w:val="20"/>
-        </w:rPr>
-        <w:t>Negative Marks: 0.25</w:t>
-      </w:r>
-    </w:p>
-    <w:p>
-      <w:pPr>
-        <w:spacing w:after="20" w:before="120"/>
-      </w:pPr>
-      <w:r>
-        <w:rPr>
-          <w:b/>
-          <w:sz w:val="22"/>
-        </w:rPr>
-        <w:t>Question: The reference point for the measurement of JVP is the:</w:t>
-      </w:r>
-    </w:p>
-    <w:p>
-      <w:pPr>
-        <w:spacing w:after="0" w:before="0"/>
-      </w:pPr>
-      <w:r>
-        <w:rPr>
-          <w:b w:val="0"/>
-          <w:sz w:val="22"/>
-        </w:rPr>
-        <w:t>(a) Xiphisternum</w:t>
-      </w:r>
-    </w:p>
-    <w:p>
-      <w:pPr>
-        <w:spacing w:after="0" w:before="0"/>
-      </w:pPr>
-      <w:r>
-        <w:rPr>
-          <w:b w:val="0"/>
-          <w:sz w:val="22"/>
-        </w:rPr>
-        <w:t>(b) Nipple</w:t>
-      </w:r>
-    </w:p>
-    <w:p>
-      <w:pPr>
-        <w:spacing w:after="0" w:before="0"/>
-      </w:pPr>
-      <w:r>
-        <w:rPr>
-          <w:b w:val="0"/>
-          <w:sz w:val="22"/>
-        </w:rPr>
-        <w:t>(c) Suprasternal notch</w:t>
-      </w:r>
-    </w:p>
-    <w:p>
-      <w:pPr>
-        <w:spacing w:after="0" w:before="0"/>
-      </w:pPr>
-      <w:r>
-        <w:rPr>
-          <w:b w:val="0"/>
-          <w:sz w:val="22"/>
-        </w:rPr>
-        <w:t>(d) Sternal angle</w:t>
-      </w:r>
-    </w:p>
-    <w:p>
-      <w:pPr>
-        <w:spacing w:after="0" w:before="40"/>
-      </w:pPr>
-      <w:r>
-        <w:rPr>
-          <w:b/>
-          <w:sz w:val="22"/>
-        </w:rPr>
-        <w:t>Answer: d</w:t>
-      </w:r>
-    </w:p>
-    <w:p>
-      <w:pPr>
-        <w:spacing w:after="0" w:before="0"/>
-      </w:pPr>
-      <w:r>
-        <w:rPr>
-          <w:b w:val="0"/>
-          <w:sz w:val="21"/>
-        </w:rPr>
-        <w:t>Solution: The sternal angle (angle of Louis) is the reference point for measuring jugular venous pressure (JVP).</w:t>
-      </w:r>
-    </w:p>
-    <w:p>
-      <w:pPr>
-        <w:spacing w:after="0" w:before="0"/>
-      </w:pPr>
-      <w:r>
-        <w:rPr>
-          <w:b w:val="0"/>
-          <w:sz w:val="20"/>
-        </w:rPr>
-        <w:t>Positive Marks: 1</w:t>
-      </w:r>
-    </w:p>
-    <w:p>
-      <w:pPr>
-        <w:spacing w:after="160" w:before="0"/>
-      </w:pPr>
-      <w:r>
-        <w:rPr>
-          <w:b w:val="0"/>
-          <w:sz w:val="20"/>
-        </w:rPr>
-        <w:t>Negative Marks: 0.25</w:t>
-      </w:r>
-    </w:p>
-    <w:p>
-      <w:pPr>
-        <w:spacing w:after="20" w:before="120"/>
-      </w:pPr>
-      <w:r>
-        <w:rPr>
-          <w:b/>
-          <w:sz w:val="22"/>
-        </w:rPr>
-        <w:t>Question: What is the recommended HPV vaccination schedule for adolescent girls?</w:t>
-      </w:r>
-    </w:p>
-    <w:p>
-      <w:pPr>
-        <w:spacing w:after="0" w:before="0"/>
-      </w:pPr>
-      <w:r>
-        <w:rPr>
-          <w:b w:val="0"/>
-          <w:sz w:val="22"/>
-        </w:rPr>
-        <w:t>(a) 3 doses, in 0,6,12 month interval&lt;15 years of age group</w:t>
-      </w:r>
-    </w:p>
-    <w:p>
-      <w:pPr>
-        <w:spacing w:after="0" w:before="0"/>
-      </w:pPr>
-      <w:r>
-        <w:rPr>
-          <w:b w:val="0"/>
-          <w:sz w:val="22"/>
-        </w:rPr>
-        <w:t>(b) 3 doses, in 0, 1, 6 month interval &lt;15 years of age group</w:t>
-      </w:r>
-    </w:p>
-    <w:p>
-      <w:pPr>
-        <w:spacing w:after="0" w:before="0"/>
-      </w:pPr>
-      <w:r>
-        <w:rPr>
-          <w:b w:val="0"/>
-          <w:sz w:val="22"/>
-        </w:rPr>
-        <w:t>(c) 3 doses, in 0,2.6 month interval 15 years of age group</w:t>
-      </w:r>
-    </w:p>
-    <w:p>
-      <w:pPr>
-        <w:spacing w:after="0" w:before="0"/>
-      </w:pPr>
-      <w:r>
-        <w:rPr>
-          <w:b w:val="0"/>
-          <w:sz w:val="22"/>
-        </w:rPr>
-        <w:t>(d) 2 doses, in 1,6 month interval 15 years of age group</w:t>
-      </w:r>
-    </w:p>
-    <w:p>
-      <w:pPr>
-        <w:spacing w:after="0" w:before="40"/>
-      </w:pPr>
-      <w:r>
-        <w:rPr>
-          <w:b/>
-          <w:sz w:val="22"/>
-        </w:rPr>
-        <w:t>Answer: b</w:t>
-      </w:r>
-    </w:p>
-    <w:p>
-      <w:pPr>
-        <w:spacing w:after="0" w:before="0"/>
-      </w:pPr>
-      <w:r>
-        <w:rPr>
-          <w:b w:val="0"/>
-          <w:sz w:val="21"/>
-        </w:rPr>
-        <w:t>Solution: The recommended HPV vaccination schedule for adolescent girls is three doses given in a 0, 1, 6-month interval for those under 15 years of age (option B). The HPV vaccine protects against several strains of the human papillomavirus, which is a common sexually transmitted infection and a leading cause of cervical cancer. The three-dose schedule provides optimal protection against HPV and is recommended for girls and boys starting at age 11 or 12. The interval between doses allows for the development of an adequate immune response. It is important to follow the recommended schedule to ensure maximum effectiveness of the vaccine.</w:t>
-      </w:r>
-    </w:p>
-    <w:p>
-      <w:pPr>
-        <w:spacing w:after="0" w:before="0"/>
-      </w:pPr>
-      <w:r>
-        <w:rPr>
-          <w:b w:val="0"/>
-          <w:sz w:val="20"/>
-        </w:rPr>
-        <w:t>Positive Marks: 1</w:t>
-      </w:r>
-    </w:p>
-    <w:p>
-      <w:pPr>
-        <w:spacing w:after="160" w:before="0"/>
-      </w:pPr>
-      <w:r>
-        <w:rPr>
-          <w:b w:val="0"/>
-          <w:sz w:val="20"/>
-        </w:rPr>
-        <w:t>Negative Marks: 0.25</w:t>
-      </w:r>
-    </w:p>
-    <w:p>
-      <w:pPr>
-        <w:spacing w:after="20" w:before="120"/>
-      </w:pPr>
-      <w:r>
-        <w:rPr>
-          <w:b/>
-          <w:sz w:val="22"/>
-        </w:rPr>
-        <w:t>Question: What is the cut-off range of axillary temperature for hypothermia in children?</w:t>
-      </w:r>
-    </w:p>
-    <w:p>
-      <w:pPr>
-        <w:spacing w:after="0" w:before="0"/>
-      </w:pPr>
-      <w:r>
-        <w:rPr>
-          <w:b w:val="0"/>
-          <w:sz w:val="22"/>
-        </w:rPr>
-        <w:t>(a) 36.0°C</w:t>
-      </w:r>
-    </w:p>
-    <w:p>
-      <w:pPr>
-        <w:spacing w:after="0" w:before="0"/>
-      </w:pPr>
-      <w:r>
-        <w:rPr>
-          <w:b w:val="0"/>
-          <w:sz w:val="22"/>
-        </w:rPr>
-        <w:t>(b) 36.5°C</w:t>
-      </w:r>
-    </w:p>
-    <w:p>
-      <w:pPr>
-        <w:spacing w:after="0" w:before="0"/>
-      </w:pPr>
-      <w:r>
-        <w:rPr>
-          <w:b w:val="0"/>
-          <w:sz w:val="22"/>
-        </w:rPr>
-        <w:t>(c) 37.0°C</w:t>
-      </w:r>
-    </w:p>
-    <w:p>
-      <w:pPr>
-        <w:spacing w:after="0" w:before="0"/>
-      </w:pPr>
-      <w:r>
-        <w:rPr>
-          <w:b w:val="0"/>
-          <w:sz w:val="22"/>
-        </w:rPr>
-        <w:t>(d) 35.0°C</w:t>
-      </w:r>
-    </w:p>
-    <w:p>
-      <w:pPr>
-        <w:spacing w:after="0" w:before="40"/>
-      </w:pPr>
-      <w:r>
-        <w:rPr>
-          <w:b/>
-          <w:sz w:val="22"/>
-        </w:rPr>
-        <w:t>Answer: b</w:t>
-      </w:r>
-    </w:p>
-    <w:p>
-      <w:pPr>
-        <w:spacing w:after="0" w:before="0"/>
-      </w:pPr>
-      <w:r>
-        <w:rPr>
-          <w:b w:val="0"/>
-          <w:sz w:val="21"/>
-        </w:rPr>
-        <w:t>Solution: Hypothermia in children is defined as an axillary temperature below 36.5°C; a temperature below 35°C indicates severe hypothermia.</w:t>
-      </w:r>
-    </w:p>
-    <w:p>
-      <w:pPr>
-        <w:spacing w:after="0" w:before="0"/>
-      </w:pPr>
-      <w:r>
-        <w:rPr>
-          <w:b w:val="0"/>
-          <w:sz w:val="20"/>
-        </w:rPr>
-        <w:t>Positive Marks: 1</w:t>
-      </w:r>
-    </w:p>
-    <w:p>
-      <w:pPr>
-        <w:spacing w:after="160" w:before="0"/>
-      </w:pPr>
-      <w:r>
-        <w:rPr>
-          <w:b w:val="0"/>
-          <w:sz w:val="20"/>
-        </w:rPr>
-        <w:t>Negative Marks: 0.25</w:t>
-      </w:r>
-    </w:p>
-    <w:p>
-      <w:pPr>
-        <w:spacing w:after="20" w:before="120"/>
-      </w:pPr>
-      <w:r>
-        <w:rPr>
-          <w:b/>
-          <w:sz w:val="22"/>
-        </w:rPr>
-        <w:t>Question: Which one of the following first line drug used to managepost-resuscitation hypotension?</w:t>
-      </w:r>
-    </w:p>
-    <w:p>
-      <w:pPr>
-        <w:spacing w:after="0" w:before="0"/>
-      </w:pPr>
-      <w:r>
-        <w:rPr>
-          <w:b w:val="0"/>
-          <w:sz w:val="22"/>
-        </w:rPr>
-        <w:t>(a) ADR</w:t>
-      </w:r>
-    </w:p>
-    <w:p>
-      <w:pPr>
-        <w:spacing w:after="0" w:before="0"/>
-      </w:pPr>
-      <w:r>
-        <w:rPr>
-          <w:b w:val="0"/>
-          <w:sz w:val="22"/>
-        </w:rPr>
-        <w:t>(b) NORAD</w:t>
-      </w:r>
-    </w:p>
-    <w:p>
-      <w:pPr>
-        <w:spacing w:after="0" w:before="0"/>
-      </w:pPr>
-      <w:r>
-        <w:rPr>
-          <w:b w:val="0"/>
-          <w:sz w:val="22"/>
-        </w:rPr>
-        <w:t>(c) IV Fluid</w:t>
-      </w:r>
-    </w:p>
-    <w:p>
-      <w:pPr>
-        <w:spacing w:after="0" w:before="0"/>
-      </w:pPr>
-      <w:r>
-        <w:rPr>
-          <w:b w:val="0"/>
-          <w:sz w:val="22"/>
-        </w:rPr>
-        <w:t>(d) Dopamine</w:t>
-      </w:r>
-    </w:p>
-    <w:p>
-      <w:pPr>
-        <w:spacing w:after="0" w:before="40"/>
-      </w:pPr>
-      <w:r>
-        <w:rPr>
-          <w:b/>
-          <w:sz w:val="22"/>
-        </w:rPr>
-        <w:t>Answer: c</w:t>
-      </w:r>
-    </w:p>
-    <w:p>
-      <w:pPr>
-        <w:spacing w:after="0" w:before="0"/>
-      </w:pPr>
-      <w:r>
-        <w:rPr>
-          <w:b w:val="0"/>
-          <w:sz w:val="21"/>
-        </w:rPr>
-        <w:t>Solution: The first-line drug used to manage post-resuscitation hypotension is IV fluid (option D). Post-resuscitation hypotension refers to low blood pressure that can occur following successful resuscitation efforts after cardiac arrest or other life-threatening events. The immediate goal in managing post-resuscitation hypotension is to restore and maintain adequate blood pressure to ensure sufficient perfusion to vital organs. IV fluid administration is typically the first intervention, as it helps to increase intravascular volume and improve cardiac output. This initial fluid resuscitation aims to optimize organ perfusion and restore blood pressure.</w:t>
-      </w:r>
-    </w:p>
-    <w:p>
-      <w:pPr>
-        <w:spacing w:after="0" w:before="0"/>
-      </w:pPr>
-      <w:r>
-        <w:rPr>
-          <w:b w:val="0"/>
-          <w:sz w:val="20"/>
-        </w:rPr>
-        <w:t>Positive Marks: 1</w:t>
-      </w:r>
-    </w:p>
-    <w:p>
-      <w:pPr>
-        <w:spacing w:after="160" w:before="0"/>
-      </w:pPr>
-      <w:r>
-        <w:rPr>
-          <w:b w:val="0"/>
-          <w:sz w:val="20"/>
-        </w:rPr>
-        <w:t>Negative Marks: 0.25</w:t>
-      </w:r>
-    </w:p>
-    <w:p>
-      <w:pPr>
-        <w:spacing w:after="20" w:before="120"/>
-      </w:pPr>
-      <w:r>
-        <w:rPr>
-          <w:b/>
-          <w:sz w:val="22"/>
-        </w:rPr>
-        <w:t>Question: The vaccine that (arms blister and leaves permanen scar in babies Is:</w:t>
-      </w:r>
-    </w:p>
-    <w:p>
-      <w:pPr>
-        <w:spacing w:after="0" w:before="0"/>
-      </w:pPr>
-      <w:r>
-        <w:rPr>
-          <w:b w:val="0"/>
-          <w:sz w:val="22"/>
-        </w:rPr>
-        <w:t>(a) Pentavalent</w:t>
-      </w:r>
-    </w:p>
-    <w:p>
-      <w:pPr>
-        <w:spacing w:after="0" w:before="0"/>
-      </w:pPr>
-      <w:r>
-        <w:rPr>
-          <w:b w:val="0"/>
-          <w:sz w:val="22"/>
-        </w:rPr>
-        <w:t>(b) DPT</w:t>
-      </w:r>
-    </w:p>
-    <w:p>
-      <w:pPr>
-        <w:spacing w:after="0" w:before="0"/>
-      </w:pPr>
-      <w:r>
-        <w:rPr>
-          <w:b w:val="0"/>
-          <w:sz w:val="22"/>
-        </w:rPr>
-        <w:t>(c) BCG</w:t>
-      </w:r>
-    </w:p>
-    <w:p>
-      <w:pPr>
-        <w:spacing w:after="0" w:before="0"/>
-      </w:pPr>
-      <w:r>
-        <w:rPr>
-          <w:b w:val="0"/>
-          <w:sz w:val="22"/>
-        </w:rPr>
-        <w:t>(d) Meade.</w:t>
-      </w:r>
-    </w:p>
-    <w:p>
-      <w:pPr>
-        <w:spacing w:after="0" w:before="40"/>
-      </w:pPr>
-      <w:r>
-        <w:rPr>
-          <w:b/>
-          <w:sz w:val="22"/>
-        </w:rPr>
-        <w:t>Answer: c</w:t>
-      </w:r>
-    </w:p>
-    <w:p>
-      <w:pPr>
-        <w:spacing w:after="0" w:before="0"/>
-      </w:pPr>
-      <w:r>
-        <w:rPr>
-          <w:b w:val="0"/>
-          <w:sz w:val="21"/>
-        </w:rPr>
-        <w:t>Solution: The vaccine that can cause blistering and leave a permanent scar in babies is the BCG vaccine. The Bacillus Calmette-Gu°rin (BCG) vaccine is administered to protect against tuberculosis (TB). After receiving the BCG vaccine, a localized skin reaction typically occurs at the injection site. This reaction can include the formation of a small blister, which eventually scabs over and heals. In some cases, a small scar may remain at the injection site, although it does not cause any functional impairment. The BCG vaccine is commonly given to infants in areas where TB is prevalent.</w:t>
-      </w:r>
-    </w:p>
-    <w:p>
-      <w:pPr>
-        <w:spacing w:after="0" w:before="0"/>
-      </w:pPr>
-      <w:r>
-        <w:rPr>
-          <w:b w:val="0"/>
-          <w:sz w:val="20"/>
-        </w:rPr>
-        <w:t>Positive Marks: 1</w:t>
-      </w:r>
-    </w:p>
-    <w:p>
-      <w:pPr>
-        <w:spacing w:after="160" w:before="0"/>
-      </w:pPr>
-      <w:r>
-        <w:rPr>
-          <w:b w:val="0"/>
-          <w:sz w:val="20"/>
-        </w:rPr>
-        <w:t>Negative Marks: 0.25</w:t>
-      </w:r>
-    </w:p>
-    <w:p>
-      <w:pPr>
-        <w:spacing w:after="20" w:before="120"/>
-      </w:pPr>
-      <w:r>
-        <w:rPr>
-          <w:b/>
-          <w:sz w:val="22"/>
-        </w:rPr>
-        <w:t>Question: which of the following is NOT related to MMR vaccine?</w:t>
-      </w:r>
-    </w:p>
-    <w:p>
-      <w:pPr>
-        <w:spacing w:after="0" w:before="0"/>
-      </w:pPr>
-      <w:r>
-        <w:rPr>
-          <w:b w:val="0"/>
-          <w:sz w:val="22"/>
-        </w:rPr>
-        <w:t>(a) Rickets</w:t>
-      </w:r>
-    </w:p>
-    <w:p>
-      <w:pPr>
-        <w:spacing w:after="0" w:before="0"/>
-      </w:pPr>
-      <w:r>
-        <w:rPr>
-          <w:b w:val="0"/>
-          <w:sz w:val="22"/>
-        </w:rPr>
-        <w:t>(b) Measles</w:t>
-      </w:r>
-    </w:p>
-    <w:p>
-      <w:pPr>
-        <w:spacing w:after="0" w:before="0"/>
-      </w:pPr>
-      <w:r>
-        <w:rPr>
-          <w:b w:val="0"/>
-          <w:sz w:val="22"/>
-        </w:rPr>
-        <w:t>(c) Rubella</w:t>
-      </w:r>
-    </w:p>
-    <w:p>
-      <w:pPr>
-        <w:spacing w:after="0" w:before="0"/>
-      </w:pPr>
-      <w:r>
-        <w:rPr>
-          <w:b w:val="0"/>
-          <w:sz w:val="22"/>
-        </w:rPr>
-        <w:t>(d) Mumps</w:t>
-      </w:r>
-    </w:p>
-    <w:p>
-      <w:pPr>
-        <w:spacing w:after="0" w:before="40"/>
-      </w:pPr>
-      <w:r>
-        <w:rPr>
-          <w:b/>
-          <w:sz w:val="22"/>
-        </w:rPr>
-        <w:t>Answer: a</w:t>
-      </w:r>
-    </w:p>
-    <w:p>
-      <w:pPr>
-        <w:spacing w:after="0" w:before="0"/>
-      </w:pPr>
-      <w:r>
-        <w:rPr>
-          <w:b w:val="0"/>
-          <w:sz w:val="21"/>
-        </w:rPr>
-        <w:t>Solution: The MMR vaccine protects against measles, mumps and rubella; rickets is a vitamin D deficiency disorder and is not related to MMR.</w:t>
-      </w:r>
-    </w:p>
-    <w:p>
-      <w:pPr>
-        <w:spacing w:after="0" w:before="0"/>
-      </w:pPr>
-      <w:r>
-        <w:rPr>
-          <w:b w:val="0"/>
-          <w:sz w:val="20"/>
-        </w:rPr>
-        <w:t>Positive Marks: 1</w:t>
-      </w:r>
-    </w:p>
-    <w:p>
-      <w:pPr>
-        <w:spacing w:after="160" w:before="0"/>
-      </w:pPr>
-      <w:r>
-        <w:rPr>
-          <w:b w:val="0"/>
-          <w:sz w:val="20"/>
-        </w:rPr>
-        <w:t>Negative Marks: 0.25</w:t>
-      </w:r>
-    </w:p>
-    <w:p>
-      <w:pPr>
-        <w:spacing w:after="20" w:before="120"/>
-      </w:pPr>
-      <w:r>
-        <w:rPr>
-          <w:b/>
-          <w:sz w:val="22"/>
-        </w:rPr>
-        <w:t>Question: Which communication technique is most therapeutic for a withdrawn, depressed client?</w:t>
-      </w:r>
-    </w:p>
-    <w:p>
-      <w:pPr>
-        <w:spacing w:after="0" w:before="0"/>
-      </w:pPr>
-      <w:r>
-        <w:rPr>
-          <w:b w:val="0"/>
-          <w:sz w:val="22"/>
-        </w:rPr>
-        <w:t>(a) 'Everyone feels sad sometimes.'</w:t>
-      </w:r>
-    </w:p>
-    <w:p>
-      <w:pPr>
-        <w:spacing w:after="0" w:before="0"/>
-      </w:pPr>
-      <w:r>
-        <w:rPr>
-          <w:b w:val="0"/>
-          <w:sz w:val="22"/>
-        </w:rPr>
-        <w:t>(b) 'You should not feel so sad.'</w:t>
-      </w:r>
-    </w:p>
-    <w:p>
-      <w:pPr>
-        <w:spacing w:after="0" w:before="0"/>
-      </w:pPr>
-      <w:r>
-        <w:rPr>
-          <w:b w:val="0"/>
-          <w:sz w:val="22"/>
-        </w:rPr>
-        <w:t>(c) 'Why do you feel this way?'</w:t>
-      </w:r>
-    </w:p>
-    <w:p>
-      <w:pPr>
-        <w:spacing w:after="0" w:before="0"/>
-      </w:pPr>
-      <w:r>
-        <w:rPr>
-          <w:b w:val="0"/>
-          <w:sz w:val="22"/>
-        </w:rPr>
-        <w:t>(d) 'Tell me more about how you are feeling.'</w:t>
-      </w:r>
-    </w:p>
-    <w:p>
-      <w:pPr>
-        <w:spacing w:after="0" w:before="40"/>
-      </w:pPr>
-      <w:r>
-        <w:rPr>
-          <w:b/>
-          <w:sz w:val="22"/>
-        </w:rPr>
-        <w:t>Answer: d</w:t>
-      </w:r>
-    </w:p>
-    <w:p>
-      <w:pPr>
-        <w:spacing w:after="0" w:before="0"/>
-      </w:pPr>
-      <w:r>
-        <w:rPr>
-          <w:b w:val="0"/>
-          <w:sz w:val="21"/>
-        </w:rPr>
-        <w:t>Solution: Open-ended, accepting statements ('Tell me more…') encourage expression; the other responses judge, belittle or close off communication.</w:t>
-      </w:r>
-    </w:p>
-    <w:p>
-      <w:pPr>
-        <w:spacing w:after="0" w:before="0"/>
-      </w:pPr>
-      <w:r>
-        <w:rPr>
-          <w:b w:val="0"/>
-          <w:sz w:val="20"/>
-        </w:rPr>
-        <w:t>Positive Marks: 1</w:t>
-      </w:r>
-    </w:p>
-    <w:p>
-      <w:pPr>
-        <w:spacing w:after="160" w:before="0"/>
-      </w:pPr>
-      <w:r>
-        <w:rPr>
-          <w:b w:val="0"/>
-          <w:sz w:val="20"/>
-        </w:rPr>
-        <w:t>Negative Marks: 0.25</w:t>
-      </w:r>
-    </w:p>
-    <w:p>
-      <w:pPr>
-        <w:spacing w:after="20" w:before="120"/>
-      </w:pPr>
-      <w:r>
-        <w:rPr>
-          <w:b/>
-          <w:sz w:val="22"/>
-        </w:rPr>
-        <w:t>Question: ORS (Oral Rehydration Solution) should be given in acute diarrhoea:</w:t>
-      </w:r>
-    </w:p>
-    <w:p>
-      <w:pPr>
-        <w:spacing w:after="0" w:before="0"/>
-      </w:pPr>
-      <w:r>
-        <w:rPr>
-          <w:b w:val="0"/>
-          <w:sz w:val="22"/>
-        </w:rPr>
-        <w:t>(a) Only when the child is hospitalised</w:t>
-      </w:r>
-    </w:p>
-    <w:p>
-      <w:pPr>
-        <w:spacing w:after="0" w:before="0"/>
-      </w:pPr>
-      <w:r>
-        <w:rPr>
-          <w:b w:val="0"/>
-          <w:sz w:val="22"/>
-        </w:rPr>
-        <w:t>(b) After every loose stool in small amounts</w:t>
-      </w:r>
-    </w:p>
-    <w:p>
-      <w:pPr>
-        <w:spacing w:after="0" w:before="0"/>
-      </w:pPr>
-      <w:r>
-        <w:rPr>
-          <w:b w:val="0"/>
-          <w:sz w:val="22"/>
-        </w:rPr>
-        <w:t>(c) Only with antibiotics</w:t>
-      </w:r>
-    </w:p>
-    <w:p>
-      <w:pPr>
-        <w:spacing w:after="0" w:before="0"/>
-      </w:pPr>
-      <w:r>
-        <w:rPr>
-          <w:b w:val="0"/>
-          <w:sz w:val="22"/>
-        </w:rPr>
-        <w:t>(d) Only if the child is vomiting</w:t>
-      </w:r>
-    </w:p>
-    <w:p>
-      <w:pPr>
-        <w:spacing w:after="0" w:before="40"/>
-      </w:pPr>
-      <w:r>
-        <w:rPr>
-          <w:b/>
-          <w:sz w:val="22"/>
-        </w:rPr>
-        <w:t>Answer: b</w:t>
-      </w:r>
-    </w:p>
-    <w:p>
-      <w:pPr>
-        <w:spacing w:after="0" w:before="0"/>
-      </w:pPr>
-      <w:r>
-        <w:rPr>
-          <w:b w:val="0"/>
-          <w:sz w:val="21"/>
-        </w:rPr>
-        <w:t>Solution: ORS is given after each loose stool (about 50-100 ml per stool for a young child) to prevent dehydration.</w:t>
-      </w:r>
-    </w:p>
-    <w:p>
-      <w:pPr>
-        <w:spacing w:after="0" w:before="0"/>
-      </w:pPr>
-      <w:r>
-        <w:rPr>
-          <w:b w:val="0"/>
-          <w:sz w:val="20"/>
-        </w:rPr>
-        <w:t>Positive Marks: 1</w:t>
-      </w:r>
-    </w:p>
-    <w:p>
-      <w:pPr>
-        <w:spacing w:after="160" w:before="0"/>
-      </w:pPr>
-      <w:r>
-        <w:rPr>
-          <w:b w:val="0"/>
-          <w:sz w:val="20"/>
-        </w:rPr>
-        <w:t>Negative Marks: 0.25</w:t>
-      </w:r>
-    </w:p>
-    <w:p>
-      <w:pPr>
-        <w:spacing w:after="20" w:before="120"/>
-      </w:pPr>
-      <w:r>
-        <w:rPr>
-          <w:b/>
-          <w:sz w:val="22"/>
-        </w:rPr>
-        <w:t>Question: The drug used as an antidote for heparin overdose is:</w:t>
-      </w:r>
-    </w:p>
-    <w:p>
-      <w:pPr>
-        <w:spacing w:after="0" w:before="0"/>
-      </w:pPr>
-      <w:r>
-        <w:rPr>
-          <w:b w:val="0"/>
-          <w:sz w:val="22"/>
-        </w:rPr>
-        <w:t>(a) Protamine sulphate</w:t>
-      </w:r>
-    </w:p>
-    <w:p>
-      <w:pPr>
-        <w:spacing w:after="0" w:before="0"/>
-      </w:pPr>
-      <w:r>
-        <w:rPr>
-          <w:b w:val="0"/>
-          <w:sz w:val="22"/>
-        </w:rPr>
-        <w:t>(b) Naloxone</w:t>
-      </w:r>
-    </w:p>
-    <w:p>
-      <w:pPr>
-        <w:spacing w:after="0" w:before="0"/>
-      </w:pPr>
-      <w:r>
-        <w:rPr>
-          <w:b w:val="0"/>
-          <w:sz w:val="22"/>
-        </w:rPr>
-        <w:t>(c) Flumazenil</w:t>
-      </w:r>
-    </w:p>
-    <w:p>
-      <w:pPr>
-        <w:spacing w:after="0" w:before="0"/>
-      </w:pPr>
-      <w:r>
-        <w:rPr>
-          <w:b w:val="0"/>
-          <w:sz w:val="22"/>
-        </w:rPr>
-        <w:t>(d) Vitamin K</w:t>
-      </w:r>
-    </w:p>
-    <w:p>
-      <w:pPr>
-        <w:spacing w:after="0" w:before="40"/>
-      </w:pPr>
-      <w:r>
-        <w:rPr>
-          <w:b/>
-          <w:sz w:val="22"/>
-        </w:rPr>
-        <w:t>Answer: a</w:t>
-      </w:r>
-    </w:p>
-    <w:p>
-      <w:pPr>
-        <w:spacing w:after="0" w:before="0"/>
-      </w:pPr>
-      <w:r>
-        <w:rPr>
-          <w:b w:val="0"/>
-          <w:sz w:val="21"/>
-        </w:rPr>
-        <w:t>Solution: Protamine sulphate neutralises heparin; vitamin K is the antidote for warfarin.</w:t>
-      </w:r>
-    </w:p>
-    <w:p>
-      <w:pPr>
-        <w:spacing w:after="0" w:before="0"/>
-      </w:pPr>
-      <w:r>
-        <w:rPr>
-          <w:b w:val="0"/>
-          <w:sz w:val="20"/>
-        </w:rPr>
-        <w:t>Positive Marks: 1</w:t>
-      </w:r>
-    </w:p>
-    <w:p>
-      <w:pPr>
-        <w:spacing w:after="160" w:before="0"/>
-      </w:pPr>
-      <w:r>
-        <w:rPr>
-          <w:b w:val="0"/>
-          <w:sz w:val="20"/>
-        </w:rPr>
-        <w:t>Negative Marks: 0.25</w:t>
-      </w:r>
-    </w:p>
-    <w:p>
-      <w:pPr>
-        <w:spacing w:after="20" w:before="120"/>
-      </w:pPr>
-      <w:r>
-        <w:rPr>
-          <w:b/>
-          <w:sz w:val="22"/>
-        </w:rPr>
-        <w:t>Question: All of the following covid symptoms in the child, except?</w:t>
-      </w:r>
-    </w:p>
-    <w:p>
-      <w:pPr>
-        <w:spacing w:after="0" w:before="0"/>
-      </w:pPr>
-      <w:r>
-        <w:rPr>
-          <w:b w:val="0"/>
-          <w:sz w:val="22"/>
-        </w:rPr>
-        <w:t>(a) Purulent conjunctivitis</w:t>
-      </w:r>
-    </w:p>
-    <w:p>
-      <w:pPr>
-        <w:spacing w:after="0" w:before="0"/>
-      </w:pPr>
-      <w:r>
-        <w:rPr>
-          <w:b w:val="0"/>
-          <w:sz w:val="22"/>
-        </w:rPr>
-        <w:t>(b) Rhinitis</w:t>
-      </w:r>
-    </w:p>
-    <w:p>
-      <w:pPr>
-        <w:spacing w:after="0" w:before="0"/>
-      </w:pPr>
-      <w:r>
-        <w:rPr>
-          <w:b w:val="0"/>
-          <w:sz w:val="22"/>
-        </w:rPr>
-        <w:t>(c) Fever</w:t>
-      </w:r>
-    </w:p>
-    <w:p>
-      <w:pPr>
-        <w:spacing w:after="0" w:before="0"/>
-      </w:pPr>
-      <w:r>
-        <w:rPr>
-          <w:b w:val="0"/>
-          <w:sz w:val="22"/>
-        </w:rPr>
-        <w:t>(d) Shock</w:t>
-      </w:r>
-    </w:p>
-    <w:p>
-      <w:pPr>
-        <w:spacing w:after="0" w:before="40"/>
-      </w:pPr>
-      <w:r>
-        <w:rPr>
-          <w:b/>
-          <w:sz w:val="22"/>
-        </w:rPr>
-        <w:t>Answer: d</w:t>
-      </w:r>
-    </w:p>
-    <w:p>
-      <w:pPr>
-        <w:spacing w:after="0" w:before="0"/>
-      </w:pPr>
-      <w:r>
-        <w:rPr>
-          <w:b w:val="0"/>
-          <w:sz w:val="21"/>
-        </w:rPr>
-        <w:t>Solution: In children, shock is not typically considered a common symptom of COVID-19 (option A). Children infected with COVID-19 may exhibit a range of symptoms, but shock, which refers to a life-threatening condition characterized by inadequate blood flow to vital organs, is not commonly associated with the infection in children. Instead, common symptoms in children with COVID-19 may include fever, cough, sore throat, rhinitis (runny nose), fatigue, headache, gastrointestinal symptoms, such as nausea and diarrhea, and in some cases, skin rashes. It is important to note that the symptoms of COVID-19 can vary among individuals, and medical evaluation should be sought for proper diagnosis and management. covid</w:t>
-      </w:r>
-    </w:p>
-    <w:p>
-      <w:pPr>
-        <w:spacing w:after="0" w:before="0"/>
-      </w:pPr>
-      <w:r>
-        <w:rPr>
-          <w:b w:val="0"/>
-          <w:sz w:val="20"/>
-        </w:rPr>
-        <w:t>Positive Marks: 1</w:t>
-      </w:r>
-    </w:p>
-    <w:p>
-      <w:pPr>
-        <w:spacing w:after="160" w:before="0"/>
-      </w:pPr>
-      <w:r>
-        <w:rPr>
-          <w:b w:val="0"/>
-          <w:sz w:val="20"/>
-        </w:rPr>
-        <w:t>Negative Marks: 0.25</w:t>
-      </w:r>
-    </w:p>
-    <w:p>
-      <w:pPr>
-        <w:spacing w:after="20" w:before="120"/>
-      </w:pPr>
-      <w:r>
-        <w:rPr>
-          <w:b/>
-          <w:sz w:val="22"/>
-        </w:rPr>
-        <w:t>Question: After complain of open abdominal surgery. The OT nurse needs to do which of the following activity first before suturing. (give priority answer)</w:t>
-      </w:r>
-    </w:p>
-    <w:p>
-      <w:pPr>
-        <w:spacing w:after="0" w:before="0"/>
-      </w:pPr>
-      <w:r>
-        <w:rPr>
-          <w:b w:val="0"/>
-          <w:sz w:val="22"/>
-        </w:rPr>
-        <w:t>(a) Change the gown</w:t>
-      </w:r>
-    </w:p>
-    <w:p>
-      <w:pPr>
-        <w:spacing w:after="0" w:before="0"/>
-      </w:pPr>
-      <w:r>
-        <w:rPr>
-          <w:b w:val="0"/>
-          <w:sz w:val="22"/>
-        </w:rPr>
-        <w:t>(b) Checking the sponge count &amp; instruments counts before suturing.</w:t>
-      </w:r>
-    </w:p>
-    <w:p>
-      <w:pPr>
-        <w:spacing w:after="0" w:before="0"/>
-      </w:pPr>
-      <w:r>
-        <w:rPr>
-          <w:b w:val="0"/>
-          <w:sz w:val="22"/>
-        </w:rPr>
-        <w:t>(c) Clean the instruments</w:t>
-      </w:r>
-    </w:p>
-    <w:p>
-      <w:pPr>
-        <w:spacing w:after="0" w:before="0"/>
-      </w:pPr>
-      <w:r>
-        <w:rPr>
-          <w:b w:val="0"/>
-          <w:sz w:val="22"/>
-        </w:rPr>
-        <w:t>(d) Disinfection of OT</w:t>
-      </w:r>
-    </w:p>
-    <w:p>
-      <w:pPr>
-        <w:spacing w:after="0" w:before="40"/>
-      </w:pPr>
-      <w:r>
-        <w:rPr>
-          <w:b/>
-          <w:sz w:val="22"/>
-        </w:rPr>
-        <w:t>Answer: b</w:t>
-      </w:r>
-    </w:p>
-    <w:p>
-      <w:pPr>
-        <w:spacing w:after="0" w:before="0"/>
-      </w:pPr>
-      <w:r>
-        <w:rPr>
-          <w:b w:val="0"/>
-          <w:sz w:val="21"/>
-        </w:rPr>
-        <w:t>Solution: Before closure of an abdominal wound, a complete sponge, needle and instrument count with the circulator is mandatory to prevent retained items.</w:t>
-      </w:r>
-    </w:p>
-    <w:p>
-      <w:pPr>
-        <w:spacing w:after="0" w:before="0"/>
-      </w:pPr>
-      <w:r>
-        <w:rPr>
-          <w:b w:val="0"/>
-          <w:sz w:val="20"/>
-        </w:rPr>
-        <w:t>Positive Marks: 1</w:t>
-      </w:r>
-    </w:p>
-    <w:p>
-      <w:pPr>
-        <w:spacing w:after="160" w:before="0"/>
-      </w:pPr>
-      <w:r>
-        <w:rPr>
-          <w:b w:val="0"/>
-          <w:sz w:val="20"/>
-        </w:rPr>
-        <w:t>Negative Marks: 0.25</w:t>
-      </w:r>
-    </w:p>
-    <w:p>
-      <w:pPr>
-        <w:spacing w:after="20" w:before="120"/>
-      </w:pPr>
-      <w:r>
-        <w:rPr>
-          <w:b/>
-          <w:sz w:val="22"/>
-        </w:rPr>
-        <w:t>Question: A RTA patient came to the emergency room. By which method should the oxygen be administered in this patient?</w:t>
-      </w:r>
-    </w:p>
-    <w:p>
-      <w:pPr>
-        <w:spacing w:after="0" w:before="0"/>
-      </w:pPr>
-      <w:r>
-        <w:rPr>
-          <w:b w:val="0"/>
-          <w:sz w:val="22"/>
-        </w:rPr>
-        <w:t>(a) Rebreather mask</w:t>
-      </w:r>
-    </w:p>
-    <w:p>
-      <w:pPr>
-        <w:spacing w:after="0" w:before="0"/>
-      </w:pPr>
-      <w:r>
-        <w:rPr>
-          <w:b w:val="0"/>
-          <w:sz w:val="22"/>
-        </w:rPr>
-        <w:t>(b) Nasal cannula</w:t>
-      </w:r>
-    </w:p>
-    <w:p>
-      <w:pPr>
-        <w:spacing w:after="0" w:before="0"/>
-      </w:pPr>
-      <w:r>
-        <w:rPr>
-          <w:b w:val="0"/>
-          <w:sz w:val="22"/>
-        </w:rPr>
-        <w:t>(c) Non - rebreather mask</w:t>
-      </w:r>
-    </w:p>
-    <w:p>
-      <w:pPr>
-        <w:spacing w:after="0" w:before="0"/>
-      </w:pPr>
-      <w:r>
-        <w:rPr>
-          <w:b w:val="0"/>
-          <w:sz w:val="22"/>
-        </w:rPr>
-        <w:t>(d) Simple mask</w:t>
-      </w:r>
-    </w:p>
-    <w:p>
-      <w:pPr>
-        <w:spacing w:after="0" w:before="40"/>
-      </w:pPr>
-      <w:r>
-        <w:rPr>
-          <w:b/>
-          <w:sz w:val="22"/>
-        </w:rPr>
-        <w:t>Answer: c</w:t>
-      </w:r>
-    </w:p>
-    <w:p>
-      <w:pPr>
-        <w:spacing w:after="0" w:before="0"/>
-      </w:pPr>
-      <w:r>
-        <w:rPr>
-          <w:b w:val="0"/>
-          <w:sz w:val="21"/>
-        </w:rPr>
-        <w:t>Solution: A trauma (RTA) patient requires high-concentration oxygen; a non-rebreather mask at 12-15 L/min is the appropriate method.</w:t>
-      </w:r>
-    </w:p>
-    <w:p>
-      <w:pPr>
-        <w:spacing w:after="0" w:before="0"/>
-      </w:pPr>
-      <w:r>
-        <w:rPr>
-          <w:b w:val="0"/>
-          <w:sz w:val="20"/>
-        </w:rPr>
-        <w:t>Positive Marks: 1</w:t>
-      </w:r>
-    </w:p>
-    <w:p>
-      <w:pPr>
-        <w:spacing w:after="160" w:before="0"/>
-      </w:pPr>
-      <w:r>
-        <w:rPr>
-          <w:b w:val="0"/>
-          <w:sz w:val="20"/>
-        </w:rPr>
-        <w:t>Negative Marks: 0.25</w:t>
-      </w:r>
-    </w:p>
-    <w:p>
-      <w:pPr>
-        <w:spacing w:after="20" w:before="120"/>
-      </w:pPr>
-      <w:r>
-        <w:rPr>
-          <w:b/>
-          <w:sz w:val="22"/>
-        </w:rPr>
-        <w:t>Question: In a patient, Apical pulse is 80/min and radial pulse is 65/min. Identify Pulse deficit?</w:t>
-      </w:r>
-    </w:p>
-    <w:p>
-      <w:pPr>
-        <w:spacing w:after="0" w:before="0"/>
-      </w:pPr>
-      <w:r>
-        <w:rPr>
-          <w:b w:val="0"/>
-          <w:sz w:val="22"/>
-        </w:rPr>
-        <w:t>(a) 10</w:t>
-      </w:r>
-    </w:p>
-    <w:p>
-      <w:pPr>
-        <w:spacing w:after="0" w:before="0"/>
-      </w:pPr>
-      <w:r>
-        <w:rPr>
-          <w:b w:val="0"/>
-          <w:sz w:val="22"/>
-        </w:rPr>
-        <w:t>(b) 15</w:t>
-      </w:r>
-    </w:p>
-    <w:p>
-      <w:pPr>
-        <w:spacing w:after="0" w:before="0"/>
-      </w:pPr>
-      <w:r>
-        <w:rPr>
-          <w:b w:val="0"/>
-          <w:sz w:val="22"/>
-        </w:rPr>
-        <w:t>(c) 25</w:t>
-      </w:r>
-    </w:p>
-    <w:p>
-      <w:pPr>
-        <w:spacing w:after="0" w:before="0"/>
-      </w:pPr>
-      <w:r>
-        <w:rPr>
-          <w:b w:val="0"/>
-          <w:sz w:val="22"/>
-        </w:rPr>
-        <w:t>(d) 35</w:t>
-      </w:r>
-    </w:p>
-    <w:p>
-      <w:pPr>
-        <w:spacing w:after="0" w:before="40"/>
-      </w:pPr>
-      <w:r>
-        <w:rPr>
-          <w:b/>
-          <w:sz w:val="22"/>
-        </w:rPr>
-        <w:t>Answer: b</w:t>
-      </w:r>
-    </w:p>
-    <w:p>
-      <w:pPr>
-        <w:spacing w:after="0" w:before="0"/>
-      </w:pPr>
-      <w:r>
-        <w:rPr>
-          <w:b w:val="0"/>
-          <w:sz w:val="21"/>
-        </w:rPr>
-        <w:t>Solution: Pulse deficit = apical pulse − radial pulse = 80 − 65 = 15.</w:t>
-      </w:r>
-    </w:p>
-    <w:p>
-      <w:pPr>
-        <w:spacing w:after="0" w:before="0"/>
-      </w:pPr>
-      <w:r>
-        <w:rPr>
-          <w:b w:val="0"/>
-          <w:sz w:val="20"/>
-        </w:rPr>
-        <w:t>Positive Marks: 1</w:t>
-      </w:r>
-    </w:p>
-    <w:p>
-      <w:pPr>
-        <w:spacing w:after="160" w:before="0"/>
-      </w:pPr>
-      <w:r>
-        <w:rPr>
-          <w:b w:val="0"/>
-          <w:sz w:val="20"/>
-        </w:rPr>
-        <w:t>Negative Marks: 0.25</w:t>
-      </w:r>
-    </w:p>
-    <w:p>
-      <w:pPr>
-        <w:spacing w:after="20" w:before="120"/>
-      </w:pPr>
-      <w:r>
-        <w:rPr>
-          <w:b/>
-          <w:sz w:val="22"/>
-        </w:rPr>
-        <w:t>Question: The reason for polyurea is best defined as:</w:t>
-      </w:r>
-    </w:p>
-    <w:p>
-      <w:pPr>
-        <w:spacing w:after="0" w:before="0"/>
-      </w:pPr>
-      <w:r>
-        <w:rPr>
-          <w:b w:val="0"/>
-          <w:sz w:val="22"/>
-        </w:rPr>
-        <w:t>(a) Lack of urine formation</w:t>
-      </w:r>
-    </w:p>
-    <w:p>
-      <w:pPr>
-        <w:spacing w:after="0" w:before="0"/>
-      </w:pPr>
-      <w:r>
-        <w:rPr>
-          <w:b w:val="0"/>
-          <w:sz w:val="22"/>
-        </w:rPr>
-        <w:t>(b) Diminished ability of the kidneys to concentrate the urine</w:t>
-      </w:r>
-    </w:p>
-    <w:p>
-      <w:pPr>
-        <w:spacing w:after="0" w:before="0"/>
-      </w:pPr>
-      <w:r>
-        <w:rPr>
-          <w:b w:val="0"/>
-          <w:sz w:val="22"/>
-        </w:rPr>
-        <w:t>(c) Passing too much urine at night</w:t>
-      </w:r>
-    </w:p>
-    <w:p>
-      <w:pPr>
-        <w:spacing w:after="0" w:before="0"/>
-      </w:pPr>
-      <w:r>
-        <w:rPr>
-          <w:b w:val="0"/>
-          <w:sz w:val="22"/>
-        </w:rPr>
-        <w:t>(d) Dark colored urine</w:t>
-      </w:r>
-    </w:p>
-    <w:p>
-      <w:pPr>
-        <w:spacing w:after="0" w:before="40"/>
-      </w:pPr>
-      <w:r>
-        <w:rPr>
-          <w:b/>
-          <w:sz w:val="22"/>
-        </w:rPr>
-        <w:t>Answer: b</w:t>
-      </w:r>
-    </w:p>
-    <w:p>
-      <w:pPr>
-        <w:spacing w:after="0" w:before="0"/>
-      </w:pPr>
-      <w:r>
-        <w:rPr>
-          <w:b w:val="0"/>
-          <w:sz w:val="21"/>
-        </w:rPr>
-        <w:t>Solution: Polyuria is best defined as the diminished ability of the kidneys to concentrate urine, producing excessive urine output.</w:t>
-      </w:r>
-    </w:p>
-    <w:p>
-      <w:pPr>
-        <w:spacing w:after="0" w:before="0"/>
-      </w:pPr>
-      <w:r>
-        <w:rPr>
-          <w:b w:val="0"/>
-          <w:sz w:val="20"/>
-        </w:rPr>
-        <w:t>Positive Marks: 1</w:t>
-      </w:r>
-    </w:p>
-    <w:p>
-      <w:pPr>
-        <w:spacing w:after="160" w:before="0"/>
-      </w:pPr>
-      <w:r>
-        <w:rPr>
-          <w:b w:val="0"/>
-          <w:sz w:val="20"/>
-        </w:rPr>
-        <w:t>Negative Marks: 0.25</w:t>
-      </w:r>
-    </w:p>
-    <w:p>
-      <w:pPr>
-        <w:spacing w:after="20" w:before="120"/>
-      </w:pPr>
-      <w:r>
-        <w:rPr>
-          <w:b/>
-          <w:sz w:val="22"/>
-        </w:rPr>
-        <w:t>Question: Identify the correct procedure performed for arterial blood gas (ABG) sampling</w:t>
-      </w:r>
-    </w:p>
-    <w:p>
-      <w:pPr>
-        <w:spacing w:after="0" w:before="0"/>
-      </w:pPr>
-      <w:r>
-        <w:rPr>
-          <w:b w:val="0"/>
-          <w:sz w:val="22"/>
-        </w:rPr>
-        <w:t>(a) Central line insertion</w:t>
-      </w:r>
-    </w:p>
-    <w:p>
-      <w:pPr>
-        <w:spacing w:after="0" w:before="0"/>
-      </w:pPr>
-      <w:r>
-        <w:rPr>
-          <w:b w:val="0"/>
-          <w:sz w:val="22"/>
-        </w:rPr>
-        <w:t>(b) Venipuncture</w:t>
-      </w:r>
-    </w:p>
-    <w:p>
-      <w:pPr>
-        <w:spacing w:after="0" w:before="0"/>
-      </w:pPr>
-      <w:r>
-        <w:rPr>
-          <w:b w:val="0"/>
-          <w:sz w:val="22"/>
-        </w:rPr>
-        <w:t>(c) Blood sampling for ABG analysis</w:t>
-      </w:r>
-    </w:p>
-    <w:p>
-      <w:pPr>
-        <w:spacing w:after="0" w:before="0"/>
-      </w:pPr>
-      <w:r>
-        <w:rPr>
-          <w:b w:val="0"/>
-          <w:sz w:val="22"/>
-        </w:rPr>
-        <w:t>(d) IV Drug Administration</w:t>
-      </w:r>
-    </w:p>
-    <w:p>
-      <w:pPr>
-        <w:spacing w:after="0" w:before="40"/>
-      </w:pPr>
-      <w:r>
-        <w:rPr>
-          <w:b/>
-          <w:sz w:val="22"/>
-        </w:rPr>
-        <w:t>Answer: c</w:t>
-      </w:r>
-    </w:p>
-    <w:p>
-      <w:pPr>
-        <w:spacing w:after="0" w:before="0"/>
-      </w:pPr>
-      <w:r>
-        <w:rPr>
-          <w:b w:val="0"/>
-          <w:sz w:val="21"/>
-        </w:rPr>
-        <w:t>Solution: ABG sampling is performed primarily from the radial artery to evaluate acid-base balance, PaO2, and PaCO2.</w:t>
-      </w:r>
-    </w:p>
-    <w:p>
-      <w:pPr>
-        <w:spacing w:after="0" w:before="0"/>
-      </w:pPr>
-      <w:r>
-        <w:rPr>
-          <w:b w:val="0"/>
-          <w:sz w:val="20"/>
-        </w:rPr>
-        <w:t>Positive Marks: 1</w:t>
-      </w:r>
-    </w:p>
-    <w:p>
-      <w:pPr>
-        <w:spacing w:after="160" w:before="0"/>
-      </w:pPr>
-      <w:r>
-        <w:rPr>
-          <w:b w:val="0"/>
-          <w:sz w:val="20"/>
-        </w:rPr>
-        <w:t>Negative Marks: 0.25</w:t>
-      </w:r>
-    </w:p>
-    <w:p>
-      <w:pPr>
-        <w:spacing w:after="20" w:before="120"/>
-      </w:pPr>
-      <w:r>
-        <w:rPr>
-          <w:b/>
-          <w:sz w:val="22"/>
-        </w:rPr>
-        <w:t>Question: A client is admitted with deep partial-thickness burns over 40% of the body. What is the nurse's FIRST priority in the first 24 hours?</w:t>
-      </w:r>
-    </w:p>
-    <w:p>
-      <w:pPr>
-        <w:spacing w:after="0" w:before="0"/>
-      </w:pPr>
-      <w:r>
-        <w:rPr>
-          <w:b w:val="0"/>
-          <w:sz w:val="22"/>
-        </w:rPr>
-        <w:t>(a) High-calorie nutritional support</w:t>
-      </w:r>
-    </w:p>
-    <w:p>
-      <w:pPr>
-        <w:spacing w:after="0" w:before="0"/>
-      </w:pPr>
-      <w:r>
-        <w:rPr>
-          <w:b w:val="0"/>
-          <w:sz w:val="22"/>
-        </w:rPr>
-        <w:t>(b) Airway assessment and fluid resuscitation</w:t>
-      </w:r>
-    </w:p>
-    <w:p>
-      <w:pPr>
-        <w:spacing w:after="0" w:before="0"/>
-      </w:pPr>
-      <w:r>
-        <w:rPr>
-          <w:b w:val="0"/>
-          <w:sz w:val="22"/>
-        </w:rPr>
-        <w:t>(c) Frequent dressing changes</w:t>
-      </w:r>
-    </w:p>
-    <w:p>
-      <w:pPr>
-        <w:spacing w:after="0" w:before="0"/>
-      </w:pPr>
-      <w:r>
-        <w:rPr>
-          <w:b w:val="0"/>
-          <w:sz w:val="22"/>
-        </w:rPr>
-        <w:t>(d) Initial burn wound debridement</w:t>
-      </w:r>
-    </w:p>
-    <w:p>
-      <w:pPr>
-        <w:spacing w:after="0" w:before="40"/>
-      </w:pPr>
-      <w:r>
-        <w:rPr>
-          <w:b/>
-          <w:sz w:val="22"/>
-        </w:rPr>
-        <w:t>Answer: b</w:t>
-      </w:r>
-    </w:p>
-    <w:p>
-      <w:pPr>
-        <w:spacing w:after="0" w:before="0"/>
-      </w:pPr>
-      <w:r>
-        <w:rPr>
-          <w:b w:val="0"/>
-          <w:sz w:val="21"/>
-        </w:rPr>
-        <w:t>Solution: Inhalation injury is the greatest early threat, so the airway is assessed first; with the airway secured, aggressive fluid resuscitation is the priority in the first 24 hours to prevent hypovolemic shock.</w:t>
-      </w:r>
-    </w:p>
-    <w:p>
-      <w:pPr>
-        <w:spacing w:after="0" w:before="0"/>
-      </w:pPr>
-      <w:r>
-        <w:rPr>
-          <w:b w:val="0"/>
-          <w:sz w:val="20"/>
-        </w:rPr>
-        <w:t>Positive Marks: 1</w:t>
-      </w:r>
-    </w:p>
-    <w:p>
-      <w:pPr>
-        <w:spacing w:after="160" w:before="0"/>
-      </w:pPr>
-      <w:r>
-        <w:rPr>
-          <w:b w:val="0"/>
-          <w:sz w:val="20"/>
-        </w:rPr>
-        <w:t>Negative Marks: 0.25</w:t>
-      </w:r>
-    </w:p>
-    <w:p>
-      <w:pPr>
-        <w:spacing w:after="20" w:before="120"/>
-      </w:pPr>
-      <w:r>
-        <w:rPr>
-          <w:b/>
-          <w:sz w:val="22"/>
-        </w:rPr>
-        <w:t>Question: What is the dose of iron-folic acid (IFA) prescribed for pregnant women in the Anaemia Mukht Bharat campaign?</w:t>
-      </w:r>
-    </w:p>
-    <w:p>
-      <w:pPr>
-        <w:spacing w:after="0" w:before="0"/>
-      </w:pPr>
-      <w:r>
-        <w:rPr>
-          <w:b w:val="0"/>
-          <w:sz w:val="22"/>
-        </w:rPr>
-        <w:t>(a) 60 mg 500 mcg</w:t>
-      </w:r>
-    </w:p>
-    <w:p>
-      <w:pPr>
-        <w:spacing w:after="0" w:before="0"/>
-      </w:pPr>
-      <w:r>
-        <w:rPr>
-          <w:b w:val="0"/>
-          <w:sz w:val="22"/>
-        </w:rPr>
-        <w:t>(b) 20 mg 150 mg</w:t>
-      </w:r>
-    </w:p>
-    <w:p>
-      <w:pPr>
-        <w:spacing w:after="0" w:before="0"/>
-      </w:pPr>
-      <w:r>
-        <w:rPr>
-          <w:b w:val="0"/>
-          <w:sz w:val="22"/>
-        </w:rPr>
-        <w:t>(c) 100 mg 250 mg</w:t>
-      </w:r>
-    </w:p>
-    <w:p>
-      <w:pPr>
-        <w:spacing w:after="0" w:before="0"/>
-      </w:pPr>
-      <w:r>
-        <w:rPr>
-          <w:b w:val="0"/>
-          <w:sz w:val="22"/>
-        </w:rPr>
-        <w:t>(d) 30 mg 200 mg</w:t>
-      </w:r>
-    </w:p>
-    <w:p>
-      <w:pPr>
-        <w:spacing w:after="0" w:before="40"/>
-      </w:pPr>
-      <w:r>
-        <w:rPr>
-          <w:b/>
-          <w:sz w:val="22"/>
-        </w:rPr>
-        <w:t>Answer: a</w:t>
-      </w:r>
-    </w:p>
-    <w:p>
-      <w:pPr>
-        <w:spacing w:after="0" w:before="0"/>
-      </w:pPr>
-      <w:r>
-        <w:rPr>
-          <w:b w:val="0"/>
-          <w:sz w:val="21"/>
-        </w:rPr>
-        <w:t>Solution: In the Anaemia Mukht Bharat campaign, the recommended dose of iron-folic acid (IFA) prescribed for pregnant women is 60 mg of elemental iron and 500 mcg of folic acid (option d). Anaemia is a common health issue during pregnancy, and IFA supplementation is an essential intervention to prevent and treat iron deficiency anaemia. The Anaemia Mukht Bharat campaign is a national program in India aimed at combating anaemia among pregnant women. The recommended IFA dose provided through this program ensures adequate iron and folic acid intake, promoting healthy pregnancies and reducing the prevalence of anaemia.</w:t>
-      </w:r>
-    </w:p>
-    <w:p>
-      <w:pPr>
-        <w:spacing w:after="0" w:before="0"/>
-      </w:pPr>
-      <w:r>
-        <w:rPr>
-          <w:b w:val="0"/>
-          <w:sz w:val="20"/>
-        </w:rPr>
-        <w:t>Positive Marks: 1</w:t>
-      </w:r>
-    </w:p>
-    <w:p>
-      <w:pPr>
-        <w:spacing w:after="160" w:before="0"/>
-      </w:pPr>
-      <w:r>
-        <w:rPr>
-          <w:b w:val="0"/>
-          <w:sz w:val="20"/>
-        </w:rPr>
-        <w:t>Negative Marks: 0.25</w:t>
-      </w:r>
-    </w:p>
-    <w:p>
-      <w:pPr>
-        <w:spacing w:after="20" w:before="120"/>
-      </w:pPr>
-      <w:r>
-        <w:rPr>
-          <w:b/>
-          <w:sz w:val="22"/>
-        </w:rPr>
-        <w:t>Question: Which of the following clinical features is not typically seen in delirium?</w:t>
-      </w:r>
-    </w:p>
-    <w:p>
-      <w:pPr>
-        <w:spacing w:after="0" w:before="0"/>
-      </w:pPr>
-      <w:r>
-        <w:rPr>
-          <w:b w:val="0"/>
-          <w:sz w:val="22"/>
-        </w:rPr>
-        <w:t>(a) Disturb the Sleep wake cycle</w:t>
-      </w:r>
-    </w:p>
-    <w:p>
-      <w:pPr>
-        <w:spacing w:after="0" w:before="0"/>
-      </w:pPr>
-      <w:r>
-        <w:rPr>
-          <w:b w:val="0"/>
-          <w:sz w:val="22"/>
-        </w:rPr>
-        <w:t>(b) Agitation</w:t>
-      </w:r>
-    </w:p>
-    <w:p>
-      <w:pPr>
-        <w:spacing w:after="0" w:before="0"/>
-      </w:pPr>
-      <w:r>
-        <w:rPr>
-          <w:b w:val="0"/>
-          <w:sz w:val="22"/>
-        </w:rPr>
-        <w:t>(c) Sun-downer syndrome</w:t>
-      </w:r>
-    </w:p>
-    <w:p>
-      <w:pPr>
-        <w:spacing w:after="0" w:before="0"/>
-      </w:pPr>
-      <w:r>
-        <w:rPr>
-          <w:b w:val="0"/>
-          <w:sz w:val="22"/>
-        </w:rPr>
-        <w:t>(d) Visual hallucination</w:t>
-      </w:r>
-    </w:p>
-    <w:p>
-      <w:pPr>
-        <w:spacing w:after="0" w:before="40"/>
-      </w:pPr>
-      <w:r>
-        <w:rPr>
-          <w:b/>
-          <w:sz w:val="22"/>
-        </w:rPr>
-        <w:t>Answer: a</w:t>
-      </w:r>
-    </w:p>
-    <w:p>
-      <w:pPr>
-        <w:spacing w:after="0" w:before="0"/>
-      </w:pPr>
-      <w:r>
-        <w:rPr>
-          <w:b w:val="0"/>
-          <w:sz w:val="21"/>
-        </w:rPr>
-        <w:t>Solution: Sundown syndrome is typically not seen in delirium, its characteristic of dementia. Delirium is a common neuropsychiatric syndrome characterized by a disturbance in attention and awareness, which develops over a short period of time and fluctuates in severity. The key clinical features of delirium include disturbance in attention, disorganized thinking, and altered level of consciousness. In addition to these features, patients with delirium may exhibit symptoms like visual hallucinations, fluctuating levels of consciousness, sleep-wake cycle disturbance, and agitation.</w:t>
-      </w:r>
-    </w:p>
-    <w:p>
-      <w:pPr>
-        <w:spacing w:after="0" w:before="0"/>
-      </w:pPr>
-      <w:r>
-        <w:rPr>
-          <w:b w:val="0"/>
-          <w:sz w:val="20"/>
-        </w:rPr>
-        <w:t>Positive Marks: 1</w:t>
-      </w:r>
-    </w:p>
-    <w:p>
-      <w:pPr>
-        <w:spacing w:after="160" w:before="0"/>
-      </w:pPr>
-      <w:r>
-        <w:rPr>
-          <w:b w:val="0"/>
-          <w:sz w:val="20"/>
-        </w:rPr>
-        <w:t>Negative Marks: 0.25</w:t>
+      <w:r>
+        <w:t xml:space="preserve">Question: A patient with a severe head injury is being monitored in the ICU. Which nursing action prevents secondary brain injury?</w:t>
+      </w:r>
+    </w:p>
+    <w:p>
+      <w:r>
+        <w:t xml:space="preserve">(a) Maintain oxygenation, blood pressure, and normal temperature</w:t>
+      </w:r>
+    </w:p>
+    <w:p>
+      <w:r>
+        <w:t xml:space="preserve">(b) Allow hypoxia</w:t>
+      </w:r>
+    </w:p>
+    <w:p>
+      <w:r>
+        <w:t xml:space="preserve">(c) Allow hypotension</w:t>
+      </w:r>
+    </w:p>
+    <w:p>
+      <w:r>
+        <w:t xml:space="preserve">(d) Permit hyperthermia</w:t>
+      </w:r>
+    </w:p>
+    <w:p>
+      <w:r>
+        <w:t xml:space="preserve">Answer: a</w:t>
+      </w:r>
+    </w:p>
+    <w:p>
+      <w:r>
+        <w:t xml:space="preserve">Solution: ✅ Correct Answer: (a)</w:t>
+      </w:r>
+    </w:p>
+    <w:p>
+      <w:r>
+        <w:t xml:space="preserve">🧠 Clinical Rationale: Secondary brain injury is caused by hypoxia, hypotension, and fever. The nurse maintains SpO₂ ≥95%, adequate cerebral perfusion (MAP ≥70), normothermia, and normal glucose — preventing further ischemic damage.</w:t>
+      </w:r>
+    </w:p>
+    <w:p>
+      <w:r>
+        <w:t xml:space="preserve">🔍 Key Clues: "Prevent secondary brain injury" → oxygenation + BP + normothermia.</w:t>
+      </w:r>
+    </w:p>
+    <w:p>
+      <w:r>
+        <w:t xml:space="preserve">❌ Why Not Other Options?</w:t>
+      </w:r>
+    </w:p>
+    <w:p>
+      <w:r>
+        <w:t xml:space="preserve">(b) — Hypoxia starves an already injured brain.</w:t>
+      </w:r>
+    </w:p>
+    <w:p>
+      <w:r>
+        <w:t xml:space="preserve">(c) — Hypotension reduces cerebral perfusion pressure.</w:t>
+      </w:r>
+    </w:p>
+    <w:p>
+      <w:r>
+        <w:t xml:space="preserve">(d) — Hyperthermia increases metabolic demand and worsens injury.</w:t>
+      </w:r>
+    </w:p>
+    <w:p>
+      <w:r>
+        <w:t xml:space="preserve">⚠️ Exam Trap: Secondary injury = hypoxia + hypotension + fever — control all three.</w:t>
+      </w:r>
+    </w:p>
+    <w:p>
+      <w:r>
+        <w:t xml:space="preserve">💎 PNC Pearl: Head injury care = O₂ up, BP up, temperature down.</w:t>
+      </w:r>
+    </w:p>
+    <w:p>
+      <w:r>
+        <w:t xml:space="preserve">Positive Marks: 1</w:t>
+      </w:r>
+    </w:p>
+    <w:p>
+      <w:r>
+        <w:t xml:space="preserve">Negative Marks: 0.25</w:t>
+      </w:r>
+    </w:p>
+    <w:p>
+      <w:r>
+        <w:t xml:space="preserve"/>
+      </w:r>
+    </w:p>
+    <w:p>
+      <w:r>
+        <w:t xml:space="preserve">Question: The nurse is preparing a patient for a thoracentesis. After the procedure, the nurse should:</w:t>
+      </w:r>
+    </w:p>
+    <w:p>
+      <w:r>
+        <w:t xml:space="preserve">(a) Monitor for pneumothorax (dyspnea, chest pain) and apply a dressing</w:t>
+      </w:r>
+    </w:p>
+    <w:p>
+      <w:r>
+        <w:t xml:space="preserve">(b) Ambulate immediately</w:t>
+      </w:r>
+    </w:p>
+    <w:p>
+      <w:r>
+        <w:t xml:space="preserve">(c) Remove the dressing</w:t>
+      </w:r>
+    </w:p>
+    <w:p>
+      <w:r>
+        <w:t xml:space="preserve">(d) Skip observation</w:t>
+      </w:r>
+    </w:p>
+    <w:p>
+      <w:r>
+        <w:t xml:space="preserve">Answer: a</w:t>
+      </w:r>
+    </w:p>
+    <w:p>
+      <w:r>
+        <w:t xml:space="preserve">Solution: ✅ Correct Answer: (a)</w:t>
+      </w:r>
+    </w:p>
+    <w:p>
+      <w:r>
+        <w:t xml:space="preserve">🧠 Clinical Rationale: After thoracentesis, the nurse monitors for pneumothorax — sudden dyspnea, chest pain, and decreased breath sounds — applies a dressing to the puncture site, and keeps the patient comfortable. A chest X-ray may confirm.</w:t>
+      </w:r>
+    </w:p>
+    <w:p>
+      <w:r>
+        <w:t xml:space="preserve">🔍 Key Clues: "After thoracentesis" → watch for pneumothorax + dressing.</w:t>
+      </w:r>
+    </w:p>
+    <w:p>
+      <w:r>
+        <w:t xml:space="preserve">❌ Why Not Other Options?</w:t>
+      </w:r>
+    </w:p>
+    <w:p>
+      <w:r>
+        <w:t xml:space="preserve">(b) — Immediate ambulation is not indicated post-procedure.</w:t>
+      </w:r>
+    </w:p>
+    <w:p>
+      <w:r>
+        <w:t xml:space="preserve">(c) — The dressing is kept in place to protect the site.</w:t>
+      </w:r>
+    </w:p>
+    <w:p>
+      <w:r>
+        <w:t xml:space="preserve">(d) — Observation detects pneumothorax and bleeding.</w:t>
+      </w:r>
+    </w:p>
+    <w:p>
+      <w:r>
+        <w:t xml:space="preserve">⚠️ Exam Trap: Post-thoracentesis dyspnea = pneumothorax until proven otherwise.</w:t>
+      </w:r>
+    </w:p>
+    <w:p>
+      <w:r>
+        <w:t xml:space="preserve">💎 PNC Pearl: Thoracentesis aftercare = listen to the lungs, watch for air.</w:t>
+      </w:r>
+    </w:p>
+    <w:p>
+      <w:r>
+        <w:t xml:space="preserve">Positive Marks: 1</w:t>
+      </w:r>
+    </w:p>
+    <w:p>
+      <w:r>
+        <w:t xml:space="preserve">Negative Marks: 0.25</w:t>
+      </w:r>
+    </w:p>
+    <w:p>
+      <w:r>
+        <w:t xml:space="preserve"/>
+      </w:r>
+    </w:p>
+    <w:p>
+      <w:r>
+        <w:t xml:space="preserve">Question: A patient at 32 weeks of gestation is diagnosed with multiple pregnancy (twins). The nurse should monitor for:</w:t>
+      </w:r>
+    </w:p>
+    <w:p>
+      <w:r>
+        <w:t xml:space="preserve">(a) Preterm labor, preeclampsia, and anemia</w:t>
+      </w:r>
+    </w:p>
+    <w:p>
+      <w:r>
+        <w:t xml:space="preserve">(b) Hypoglycemia only</w:t>
+      </w:r>
+    </w:p>
+    <w:p>
+      <w:r>
+        <w:t xml:space="preserve">(c) Constipation only</w:t>
+      </w:r>
+    </w:p>
+    <w:p>
+      <w:r>
+        <w:t xml:space="preserve">(d) Hyperthyroidism</w:t>
+      </w:r>
+    </w:p>
+    <w:p>
+      <w:r>
+        <w:t xml:space="preserve">Answer: a</w:t>
+      </w:r>
+    </w:p>
+    <w:p>
+      <w:r>
+        <w:t xml:space="preserve">Solution: ✅ Correct Answer: (a)</w:t>
+      </w:r>
+    </w:p>
+    <w:p>
+      <w:r>
+        <w:t xml:space="preserve">🧠 Clinical Rationale: Twin pregnancy increases the risk of preterm labor, preeclampsia, anemia, and fetal growth issues — the nurse monitors BP, weight, fundal height, both fetal heart rates, and teaches preterm labor signs.</w:t>
+      </w:r>
+    </w:p>
+    <w:p>
+      <w:r>
+        <w:t xml:space="preserve">🔍 Key Clues: "Twins" → monitor for preterm labor + preeclampsia + anemia.</w:t>
+      </w:r>
+    </w:p>
+    <w:p>
+      <w:r>
+        <w:t xml:space="preserve">❌ Why Not Other Options?</w:t>
+      </w:r>
+    </w:p>
+    <w:p>
+      <w:r>
+        <w:t xml:space="preserve">(b), (c), (d) — Hypoglycemia, constipation, and hyperthyroidism are not the defining twin-pregnancy risks.</w:t>
+      </w:r>
+    </w:p>
+    <w:p>
+      <w:r>
+        <w:t xml:space="preserve">⚠️ Exam Trap: Multiple pregnancy = "double trouble" — BP, Hb, and preterm labor are the watch points.</w:t>
+      </w:r>
+    </w:p>
+    <w:p>
+      <w:r>
+        <w:t xml:space="preserve">💎 PNC Pearl: Twins = watch BP, watch Hb, watch for early labor.</w:t>
+      </w:r>
+    </w:p>
+    <w:p>
+      <w:r>
+        <w:t xml:space="preserve">Positive Marks: 1</w:t>
+      </w:r>
+    </w:p>
+    <w:p>
+      <w:r>
+        <w:t xml:space="preserve">Negative Marks: 0.25</w:t>
+      </w:r>
+    </w:p>
+    <w:p>
+      <w:r>
+        <w:t xml:space="preserve"/>
+      </w:r>
+    </w:p>
+    <w:p>
+      <w:r>
+        <w:t xml:space="preserve">Question: A 6-month-old infant with bronchiolitis has copious nasal secretions. The nurse should:</w:t>
+      </w:r>
+    </w:p>
+    <w:p>
+      <w:r>
+        <w:t xml:space="preserve">(a) Suction the nares with a bulb syringe before feeding</w:t>
+      </w:r>
+    </w:p>
+    <w:p>
+      <w:r>
+        <w:t xml:space="preserve">(b) Feed without suctioning</w:t>
+      </w:r>
+    </w:p>
+    <w:p>
+      <w:r>
+        <w:t xml:space="preserve">(c) Position the infant flat</w:t>
+      </w:r>
+    </w:p>
+    <w:p>
+      <w:r>
+        <w:t xml:space="preserve">(d) Give cough syrup</w:t>
+      </w:r>
+    </w:p>
+    <w:p>
+      <w:r>
+        <w:t xml:space="preserve">Answer: a</w:t>
+      </w:r>
+    </w:p>
+    <w:p>
+      <w:r>
+        <w:t xml:space="preserve">Solution: ✅ Correct Answer: (a)</w:t>
+      </w:r>
+    </w:p>
+    <w:p>
+      <w:r>
+        <w:t xml:space="preserve">🧠 Clinical Rationale: Infants are obligate nose breathers — suctioning the nares before feeds relieves obstruction, letting the infant breathe and feed. The infant is positioned upright, with small frequent feeds and rest periods. Cough suppressants are avoided.</w:t>
+      </w:r>
+    </w:p>
+    <w:p>
+      <w:r>
+        <w:t xml:space="preserve">🔍 Key Clues: "Bronchiolitis" + "copious nasal secretions" → suction before feeding.</w:t>
+      </w:r>
+    </w:p>
+    <w:p>
+      <w:r>
+        <w:t xml:space="preserve">❌ Why Not Other Options?</w:t>
+      </w:r>
+    </w:p>
+    <w:p>
+      <w:r>
+        <w:t xml:space="preserve">(b) — A blocked nose prevents feeding (infants breathe through the nose).</w:t>
+      </w:r>
+    </w:p>
+    <w:p>
+      <w:r>
+        <w:t xml:space="preserve">(c) — Flat positioning worsens breathing; keep the head elevated.</w:t>
+      </w:r>
+    </w:p>
+    <w:p>
+      <w:r>
+        <w:t xml:space="preserve">(d) — Cough suppressants are contraindicated in infants.</w:t>
+      </w:r>
+    </w:p>
+    <w:p>
+      <w:r>
+        <w:t xml:space="preserve">⚠️ Exam Trap: Infants breathe through their noses — clear the nose to feed.</w:t>
+      </w:r>
+    </w:p>
+    <w:p>
+      <w:r>
+        <w:t xml:space="preserve">💎 PNC Pearl: Suction nose first, then feed — the infant's airway rule.</w:t>
+      </w:r>
+    </w:p>
+    <w:p>
+      <w:r>
+        <w:t xml:space="preserve">Positive Marks: 1</w:t>
+      </w:r>
+    </w:p>
+    <w:p>
+      <w:r>
+        <w:t xml:space="preserve">Negative Marks: 0.25</w:t>
+      </w:r>
+    </w:p>
+    <w:p>
+      <w:r>
+        <w:t xml:space="preserve"/>
+      </w:r>
+    </w:p>
+    <w:p>
+      <w:r>
+        <w:t xml:space="preserve">Question: A patient with post-traumatic stress disorder is being discharged. The nurse should teach the patient to:</w:t>
+      </w:r>
+    </w:p>
+    <w:p>
+      <w:r>
+        <w:t xml:space="preserve">(a) Continue therapy, practice coping skills, and attend follow-up</w:t>
+      </w:r>
+    </w:p>
+    <w:p>
+      <w:r>
+        <w:t xml:space="preserve">(b) Avoid all treatment</w:t>
+      </w:r>
+    </w:p>
+    <w:p>
+      <w:r>
+        <w:t xml:space="preserve">(c) Stop medications suddenly</w:t>
+      </w:r>
+    </w:p>
+    <w:p>
+      <w:r>
+        <w:t xml:space="preserve">(d) Isolate at home</w:t>
+      </w:r>
+    </w:p>
+    <w:p>
+      <w:r>
+        <w:t xml:space="preserve">Answer: a</w:t>
+      </w:r>
+    </w:p>
+    <w:p>
+      <w:r>
+        <w:t xml:space="preserve">Solution: ✅ Correct Answer: (a)</w:t>
+      </w:r>
+    </w:p>
+    <w:p>
+      <w:r>
+        <w:t xml:space="preserve">🧠 Clinical Rationale: PTSD discharge teaching — continue therapy (CBT/EMDR), medication adherence, relaxation and coping skills, and follow-up. Support groups and family education improve outcomes.</w:t>
+      </w:r>
+    </w:p>
+    <w:p>
+      <w:r>
+        <w:t xml:space="preserve">🔍 Key Clues: "PTSD discharge" → continue therapy + coping + follow-up.</w:t>
+      </w:r>
+    </w:p>
+    <w:p>
+      <w:r>
+        <w:t xml:space="preserve">❌ Why Not Other Options?</w:t>
+      </w:r>
+    </w:p>
+    <w:p>
+      <w:r>
+        <w:t xml:space="preserve">(b) — Avoiding treatment prolongs symptoms.</w:t>
+      </w:r>
+    </w:p>
+    <w:p>
+      <w:r>
+        <w:t xml:space="preserve">(c) — Stopping medications suddenly causes withdrawal and relapse.</w:t>
+      </w:r>
+    </w:p>
+    <w:p>
+      <w:r>
+        <w:t xml:space="preserve">(d) — Isolation worsens PTSD; support and connection help.</w:t>
+      </w:r>
+    </w:p>
+    <w:p>
+      <w:r>
+        <w:t xml:space="preserve">⚠️ Exam Trap: PTSD treatment is long-term — relapse prevention is the discharge goal.</w:t>
+      </w:r>
+    </w:p>
+    <w:p>
+      <w:r>
+        <w:t xml:space="preserve">💎 PNC Pearl: PTSD care = therapy + coping skills + stay connected.</w:t>
+      </w:r>
+    </w:p>
+    <w:p>
+      <w:r>
+        <w:t xml:space="preserve">Positive Marks: 1</w:t>
+      </w:r>
+    </w:p>
+    <w:p>
+      <w:r>
+        <w:t xml:space="preserve">Negative Marks: 0.25</w:t>
+      </w:r>
+    </w:p>
+    <w:p>
+      <w:r>
+        <w:t xml:space="preserve"/>
+      </w:r>
+    </w:p>
+    <w:p>
+      <w:r>
+        <w:t xml:space="preserve">Question: The "Pradhan Mantri Bhartiya Janaushadhi Kendra" products include:</w:t>
+      </w:r>
+    </w:p>
+    <w:p>
+      <w:r>
+        <w:t xml:space="preserve">(a) Medicines and surgical items</w:t>
+      </w:r>
+    </w:p>
+    <w:p>
+      <w:r>
+        <w:t xml:space="preserve">(b) Only cosmetics</w:t>
+      </w:r>
+    </w:p>
+    <w:p>
+      <w:r>
+        <w:t xml:space="preserve">(c) Only imported goods</w:t>
+      </w:r>
+    </w:p>
+    <w:p>
+      <w:r>
+        <w:t xml:space="preserve">(d) Only food</w:t>
+      </w:r>
+    </w:p>
+    <w:p>
+      <w:r>
+        <w:t xml:space="preserve">Answer: a</w:t>
+      </w:r>
+    </w:p>
+    <w:p>
+      <w:r>
+        <w:t xml:space="preserve">Solution: ✅ Correct Answer: (a)</w:t>
+      </w:r>
+    </w:p>
+    <w:p>
+      <w:r>
+        <w:t xml:space="preserve">🧠 Clinical Rationale: Jan Aushadhi Kendras stock generic medicines and surgical consumables — over 2,000 medicines and 300+ surgical items at affordable prices.</w:t>
+      </w:r>
+    </w:p>
+    <w:p>
+      <w:r>
+        <w:t xml:space="preserve">🔍 Key Clues: "Janaushadhi products" → medicines + surgical items.</w:t>
+      </w:r>
+    </w:p>
+    <w:p>
+      <w:r>
+        <w:t xml:space="preserve">❌ Why Not Other Options?</w:t>
+      </w:r>
+    </w:p>
+    <w:p>
+      <w:r>
+        <w:t xml:space="preserve">(b), (c), (d) — Cosmetics, imported-only goods, and food are not what these stores sell.</w:t>
+      </w:r>
+    </w:p>
+    <w:p>
+      <w:r>
+        <w:t xml:space="preserve">⚠️ Exam Trap: Jan Aushadhi = medicines + surgicals — both, not just tablets.</w:t>
+      </w:r>
+    </w:p>
+    <w:p>
+      <w:r>
+        <w:t xml:space="preserve">💎 PNC Pearl: Jan Aushadhi = 2,000+ medicines, 300+ surgical items.</w:t>
+      </w:r>
+    </w:p>
+    <w:p>
+      <w:r>
+        <w:t xml:space="preserve">Positive Marks: 1</w:t>
+      </w:r>
+    </w:p>
+    <w:p>
+      <w:r>
+        <w:t xml:space="preserve">Negative Marks: 0.25</w:t>
+      </w:r>
+    </w:p>
+    <w:p>
+      <w:r>
+        <w:t xml:space="preserve"/>
+      </w:r>
+    </w:p>
+    <w:p>
+      <w:r>
+        <w:t xml:space="preserve">Question: The nurse is to administer 0.25 g of a medication. The vial contains 50 mg/mL. The volume to give is:</w:t>
+      </w:r>
+    </w:p>
+    <w:p>
+      <w:r>
+        <w:t xml:space="preserve">(a) 2 mL</w:t>
+      </w:r>
+    </w:p>
+    <w:p>
+      <w:r>
+        <w:t xml:space="preserve">(b) 3 mL</w:t>
+      </w:r>
+    </w:p>
+    <w:p>
+      <w:r>
+        <w:t xml:space="preserve">(c) 4 mL</w:t>
+      </w:r>
+    </w:p>
+    <w:p>
+      <w:r>
+        <w:t xml:space="preserve">(d) 5 mL</w:t>
+      </w:r>
+    </w:p>
+    <w:p>
+      <w:r>
+        <w:t xml:space="preserve">Answer: d</w:t>
+      </w:r>
+    </w:p>
+    <w:p>
+      <w:r>
+        <w:t xml:space="preserve">Solution: ✅ Correct Answer: (d)</w:t>
+      </w:r>
+    </w:p>
+    <w:p>
+      <w:r>
+        <w:t xml:space="preserve">🧠 Clinical Rationale: Convert first: 0.25 g = 250 mg. Volume = 250 ÷ 50 = 5 mL.</w:t>
+      </w:r>
+    </w:p>
+    <w:p>
+      <w:r>
+        <w:t xml:space="preserve">🔍 Key Clues: "0.25 g" + "50 mg/mL" → convert to mg, then divide.</w:t>
+      </w:r>
+    </w:p>
+    <w:p>
+      <w:r>
+        <w:t xml:space="preserve">❌ Why Not Other Options?</w:t>
+      </w:r>
+    </w:p>
+    <w:p>
+      <w:r>
+        <w:t xml:space="preserve">(a) — 2 mL gives 100 mg.</w:t>
+      </w:r>
+    </w:p>
+    <w:p>
+      <w:r>
+        <w:t xml:space="preserve">(b) — 3 mL gives 150 mg.</w:t>
+      </w:r>
+    </w:p>
+    <w:p>
+      <w:r>
+        <w:t xml:space="preserve">(c) — 4 mL gives 200 mg — underdose.</w:t>
+      </w:r>
+    </w:p>
+    <w:p>
+      <w:r>
+        <w:t xml:space="preserve">⚠️ Exam Trap: 0.25 g = 250 mg — grams to milligrams first.</w:t>
+      </w:r>
+    </w:p>
+    <w:p>
+      <w:r>
+        <w:t xml:space="preserve">💎 PNC Pearl: 250 ÷ 50 = 5 mL.</w:t>
+      </w:r>
+    </w:p>
+    <w:p>
+      <w:r>
+        <w:t xml:space="preserve">Positive Marks: 1</w:t>
+      </w:r>
+    </w:p>
+    <w:p>
+      <w:r>
+        <w:t xml:space="preserve">Negative Marks: 0.25</w:t>
+      </w:r>
+    </w:p>
+    <w:p>
+      <w:r>
+        <w:t xml:space="preserve"/>
+      </w:r>
+    </w:p>
+    <w:p>
+      <w:r>
+        <w:t xml:space="preserve">Question: The nurse is caring for a patient with acute respiratory distress syndrome. Which ventilator setting principle is used to protect the lungs?</w:t>
+      </w:r>
+    </w:p>
+    <w:p>
+      <w:r>
+        <w:t xml:space="preserve">(a) Low tidal volume ventilation (lung-protective)</w:t>
+      </w:r>
+    </w:p>
+    <w:p>
+      <w:r>
+        <w:t xml:space="preserve">(b) High tidal volumes</w:t>
+      </w:r>
+    </w:p>
+    <w:p>
+      <w:r>
+        <w:t xml:space="preserve">(c) No PEEP</w:t>
+      </w:r>
+    </w:p>
+    <w:p>
+      <w:r>
+        <w:t xml:space="preserve">(d) High pressures</w:t>
+      </w:r>
+    </w:p>
+    <w:p>
+      <w:r>
+        <w:t xml:space="preserve">Answer: a</w:t>
+      </w:r>
+    </w:p>
+    <w:p>
+      <w:r>
+        <w:t xml:space="preserve">Solution: ✅ Correct Answer: (a)</w:t>
+      </w:r>
+    </w:p>
+    <w:p>
+      <w:r>
+        <w:t xml:space="preserve">🧠 Clinical Rationale: ARDS is managed with lung-protective ventilation — low tidal volumes (4–6 mL/kg ideal body weight) with appropriate PEEP — preventing ventilator-induced lung injury. The nurse monitors plateau pressures and oxygenation.</w:t>
+      </w:r>
+    </w:p>
+    <w:p>
+      <w:r>
+        <w:t xml:space="preserve">🔍 Key Clues: "Protect the lungs" in ARDS → low tidal volumes + PEEP.</w:t>
+      </w:r>
+    </w:p>
+    <w:p>
+      <w:r>
+        <w:t xml:space="preserve">❌ Why Not Other Options?</w:t>
+      </w:r>
+    </w:p>
+    <w:p>
+      <w:r>
+        <w:t xml:space="preserve">(b) — High tidal volumes stretch and injure stiff ARDS lungs.</w:t>
+      </w:r>
+    </w:p>
+    <w:p>
+      <w:r>
+        <w:t xml:space="preserve">(c) — PEEP keeps alveoli open and improves oxygenation.</w:t>
+      </w:r>
+    </w:p>
+    <w:p>
+      <w:r>
+        <w:t xml:space="preserve">(d) — High pressures cause barotrauma.</w:t>
+      </w:r>
+    </w:p>
+    <w:p>
+      <w:r>
+        <w:t xml:space="preserve">⚠️ Exam Trap: ARDS lungs are "baby lungs" — small volumes, gentle pressures.</w:t>
+      </w:r>
+    </w:p>
+    <w:p>
+      <w:r>
+        <w:t xml:space="preserve">💎 PNC Pearl: ARDS ventilation = low volume, some PEEP, gentle.</w:t>
+      </w:r>
+    </w:p>
+    <w:p>
+      <w:r>
+        <w:t xml:space="preserve">Positive Marks: 1</w:t>
+      </w:r>
+    </w:p>
+    <w:p>
+      <w:r>
+        <w:t xml:space="preserve">Negative Marks: 0.25</w:t>
+      </w:r>
+    </w:p>
+    <w:p>
+      <w:r>
+        <w:t xml:space="preserve"/>
+      </w:r>
+    </w:p>
+    <w:p>
+      <w:r>
+        <w:t xml:space="preserve">Question: A patient with a urinary tract infection is prescribed an antibiotic. The nurse should monitor for:</w:t>
+      </w:r>
+    </w:p>
+    <w:p>
+      <w:r>
+        <w:t xml:space="preserve">(a) Allergic reactions and completion of the course</w:t>
+      </w:r>
+    </w:p>
+    <w:p>
+      <w:r>
+        <w:t xml:space="preserve">(b) Hyperkalemia</w:t>
+      </w:r>
+    </w:p>
+    <w:p>
+      <w:r>
+        <w:t xml:space="preserve">(c) Bradycardia</w:t>
+      </w:r>
+    </w:p>
+    <w:p>
+      <w:r>
+        <w:t xml:space="preserve">(d) Constipation only</w:t>
+      </w:r>
+    </w:p>
+    <w:p>
+      <w:r>
+        <w:t xml:space="preserve">Answer: a</w:t>
+      </w:r>
+    </w:p>
+    <w:p>
+      <w:r>
+        <w:t xml:space="preserve">Solution: ✅ Correct Answer: (a)</w:t>
+      </w:r>
+    </w:p>
+    <w:p>
+      <w:r>
+        <w:t xml:space="preserve">🧠 Clinical Rationale: With antibiotics, the nurse monitors for allergic reactions (rash, anaphylaxis), ensures the full course is completed, and watches for GI side effects — incomplete courses breed resistance.</w:t>
+      </w:r>
+    </w:p>
+    <w:p>
+      <w:r>
+        <w:t xml:space="preserve">🔍 Key Clues: "Antibiotic" monitoring → allergy + full course completion.</w:t>
+      </w:r>
+    </w:p>
+    <w:p>
+      <w:r>
+        <w:t xml:space="preserve">❌ Why Not Other Options?</w:t>
+      </w:r>
+    </w:p>
+    <w:p>
+      <w:r>
+        <w:t xml:space="preserve">(b), (c), (d) — Hyperkalemia, bradycardia, and constipation are not the priority antibiotic concerns.</w:t>
+      </w:r>
+    </w:p>
+    <w:p>
+      <w:r>
+        <w:t xml:space="preserve">⚠️ Exam Trap: Complete the course even when symptoms resolve — resistance is the enemy.</w:t>
+      </w:r>
+    </w:p>
+    <w:p>
+      <w:r>
+        <w:t xml:space="preserve">💎 PNC Pearl: Antibiotics = watch for allergy, finish the bottle.</w:t>
+      </w:r>
+    </w:p>
+    <w:p>
+      <w:r>
+        <w:t xml:space="preserve">Positive Marks: 1</w:t>
+      </w:r>
+    </w:p>
+    <w:p>
+      <w:r>
+        <w:t xml:space="preserve">Negative Marks: 0.25</w:t>
+      </w:r>
+    </w:p>
+    <w:p>
+      <w:r>
+        <w:t xml:space="preserve"/>
+      </w:r>
+    </w:p>
+    <w:p>
+      <w:r>
+        <w:t xml:space="preserve">Question: The nurse is providing post-operative care to a patient after a herniorrhaphy. Which intervention prevents complications?</w:t>
+      </w:r>
+    </w:p>
+    <w:p>
+      <w:r>
+        <w:t xml:space="preserve">(a) Scrotal support (if applicable), early ambulation, and wound care</w:t>
+      </w:r>
+    </w:p>
+    <w:p>
+      <w:r>
+        <w:t xml:space="preserve">(b) Prolonged bed rest</w:t>
+      </w:r>
+    </w:p>
+    <w:p>
+      <w:r>
+        <w:t xml:space="preserve">(c) Heavy lifting immediately</w:t>
+      </w:r>
+    </w:p>
+    <w:p>
+      <w:r>
+        <w:t xml:space="preserve">(d) Restricting fluids</w:t>
+      </w:r>
+    </w:p>
+    <w:p>
+      <w:r>
+        <w:t xml:space="preserve">Answer: a</w:t>
+      </w:r>
+    </w:p>
+    <w:p>
+      <w:r>
+        <w:t xml:space="preserve">Solution: ✅ Correct Answer: (a)</w:t>
+      </w:r>
+    </w:p>
+    <w:p>
+      <w:r>
+        <w:t xml:space="preserve">🧠 Clinical Rationale: Post-herniorrhaphy care — scrotal support/ice for swelling, early ambulation (prevents DVT), wound care, and avoidance of heavy lifting and straining (constipation prevention) for several weeks.</w:t>
+      </w:r>
+    </w:p>
+    <w:p>
+      <w:r>
+        <w:t xml:space="preserve">🔍 Key Clues: "After herniorrhaphy" → support, move early, protect the wound.</w:t>
+      </w:r>
+    </w:p>
+    <w:p>
+      <w:r>
+        <w:t xml:space="preserve">❌ Why Not Other Options?</w:t>
+      </w:r>
+    </w:p>
+    <w:p>
+      <w:r>
+        <w:t xml:space="preserve">(b) — Prolonged bed rest risks DVT and pneumonia.</w:t>
+      </w:r>
+    </w:p>
+    <w:p>
+      <w:r>
+        <w:t xml:space="preserve">(c) — Heavy lifting strains the repair.</w:t>
+      </w:r>
+    </w:p>
+    <w:p>
+      <w:r>
+        <w:t xml:space="preserve">(d) — Fluids are encouraged (prevent constipation/straining).</w:t>
+      </w:r>
+    </w:p>
+    <w:p>
+      <w:r>
+        <w:t xml:space="preserve">⚠️ Exam Trap: Post-hernia = avoid straining — stool softeners and fluids help.</w:t>
+      </w:r>
+    </w:p>
+    <w:p>
+      <w:r>
+        <w:t xml:space="preserve">💎 PNC Pearl: Hernia repair = ice it, walk it, don't lift it.</w:t>
+      </w:r>
+    </w:p>
+    <w:p>
+      <w:r>
+        <w:t xml:space="preserve">Positive Marks: 1</w:t>
+      </w:r>
+    </w:p>
+    <w:p>
+      <w:r>
+        <w:t xml:space="preserve">Negative Marks: 0.25</w:t>
+      </w:r>
+    </w:p>
+    <w:p>
+      <w:r>
+        <w:t xml:space="preserve">Question: A patient with chronic liver disease is being taught about a low-sodium diet. The nurse should instruct the patient to avoid:</w:t>
+      </w:r>
+    </w:p>
+    <w:p>
+      <w:r>
+        <w:t xml:space="preserve">(a) Canned soups, pickles, and processed meats</w:t>
+      </w:r>
+    </w:p>
+    <w:p>
+      <w:r>
+        <w:t xml:space="preserve">(b) Fresh fruits</w:t>
+      </w:r>
+    </w:p>
+    <w:p>
+      <w:r>
+        <w:t xml:space="preserve">(c) Fresh vegetables</w:t>
+      </w:r>
+    </w:p>
+    <w:p>
+      <w:r>
+        <w:t xml:space="preserve">(d) Plain rice</w:t>
+      </w:r>
+    </w:p>
+    <w:p>
+      <w:r>
+        <w:t xml:space="preserve">Answer: a</w:t>
+      </w:r>
+    </w:p>
+    <w:p>
+      <w:r>
+        <w:t xml:space="preserve">Solution: ✅ Correct Answer: (a)</w:t>
+      </w:r>
+    </w:p>
+    <w:p>
+      <w:r>
+        <w:t xml:space="preserve">🧠 Clinical Rationale: A low-sodium diet prevents ascites and edema in liver disease. Processed, canned, pickled, and cured foods are sodium-dense — the patient avoids them and learns label reading.</w:t>
+      </w:r>
+    </w:p>
+    <w:p>
+      <w:r>
+        <w:t xml:space="preserve">🔍 Key Clues: "Low-sodium diet" in liver disease → avoid canned/pickled/processed foods.</w:t>
+      </w:r>
+    </w:p>
+    <w:p>
+      <w:r>
+        <w:t xml:space="preserve">❌ Why Not Other Options?</w:t>
+      </w:r>
+    </w:p>
+    <w:p>
+      <w:r>
+        <w:t xml:space="preserve">(b), (c), (d) — Fresh fruits, vegetables, and plain rice are naturally low in sodium.</w:t>
+      </w:r>
+    </w:p>
+    <w:p>
+      <w:r>
+        <w:t xml:space="preserve">⚠️ Exam Trap: Canned = salty — "fresh is best" for the low-sodium diet.</w:t>
+      </w:r>
+    </w:p>
+    <w:p>
+      <w:r>
+        <w:t xml:space="preserve">💎 PNC Pearl: Low-sodium liver diet = fresh foods, no cans, no pickles.</w:t>
+      </w:r>
+    </w:p>
+    <w:p>
+      <w:r>
+        <w:t xml:space="preserve">Positive Marks: 1</w:t>
+      </w:r>
+    </w:p>
+    <w:p>
+      <w:r>
+        <w:t xml:space="preserve">Negative Marks: 0.25</w:t>
+      </w:r>
+    </w:p>
+    <w:p>
+      <w:r>
+        <w:t xml:space="preserve"/>
+      </w:r>
+    </w:p>
+    <w:p>
+      <w:r>
+        <w:t xml:space="preserve">Question: The nurse is preparing a patient for a liver biopsy. After the procedure, the patient is positioned:</w:t>
+      </w:r>
+    </w:p>
+    <w:p>
+      <w:r>
+        <w:t xml:space="preserve">(a) On the right side with a pillow under the costal margin for 2–4 hours</w:t>
+      </w:r>
+    </w:p>
+    <w:p>
+      <w:r>
+        <w:t xml:space="preserve">(b) Supine flat</w:t>
+      </w:r>
+    </w:p>
+    <w:p>
+      <w:r>
+        <w:t xml:space="preserve">(c) Prone</w:t>
+      </w:r>
+    </w:p>
+    <w:p>
+      <w:r>
+        <w:t xml:space="preserve">(d) Sitting upright</w:t>
+      </w:r>
+    </w:p>
+    <w:p>
+      <w:r>
+        <w:t xml:space="preserve">Answer: a</w:t>
+      </w:r>
+    </w:p>
+    <w:p>
+      <w:r>
+        <w:t xml:space="preserve">Solution: ✅ Correct Answer: (a)</w:t>
+      </w:r>
+    </w:p>
+    <w:p>
+      <w:r>
+        <w:t xml:space="preserve">🧠 Clinical Rationale: After liver biopsy, the patient lies on the RIGHT side with a pillow under the costal margin for 2–4 hours — compressing the puncture site to reduce bleeding. The nurse monitors for hemorrhage, pain, and pneumothorax.</w:t>
+      </w:r>
+    </w:p>
+    <w:p>
+      <w:r>
+        <w:t xml:space="preserve">🔍 Key Clues: "After liver biopsy" → right side + pillow under costal margin.</w:t>
+      </w:r>
+    </w:p>
+    <w:p>
+      <w:r>
+        <w:t xml:space="preserve">❌ Why Not Other Options?</w:t>
+      </w:r>
+    </w:p>
+    <w:p>
+      <w:r>
+        <w:t xml:space="preserve">(b) — Supine flat does not compress the puncture site.</w:t>
+      </w:r>
+    </w:p>
+    <w:p>
+      <w:r>
+        <w:t xml:space="preserve">(c) — Prone is not the standard post-biopsy position.</w:t>
+      </w:r>
+    </w:p>
+    <w:p>
+      <w:r>
+        <w:t xml:space="preserve">(d) — Sitting upright does not provide site compression.</w:t>
+      </w:r>
+    </w:p>
+    <w:p>
+      <w:r>
+        <w:t xml:space="preserve">⚠️ Exam Trap: Right side = the liver side — compression is the goal.</w:t>
+      </w:r>
+    </w:p>
+    <w:p>
+      <w:r>
+        <w:t xml:space="preserve">💎 PNC Pearl: Liver biopsy → lie right side, pillow in, hours of watch.</w:t>
+      </w:r>
+    </w:p>
+    <w:p>
+      <w:r>
+        <w:t xml:space="preserve">Positive Marks: 1</w:t>
+      </w:r>
+    </w:p>
+    <w:p>
+      <w:r>
+        <w:t xml:space="preserve">Negative Marks: 0.25</w:t>
+      </w:r>
+    </w:p>
+    <w:p>
+      <w:r>
+        <w:t xml:space="preserve"/>
+      </w:r>
+    </w:p>
+    <w:p>
+      <w:r>
+        <w:t xml:space="preserve">Question: A patient at 37 weeks of gestation is having regular contractions and is admitted in labor. The nurse should:</w:t>
+      </w:r>
+    </w:p>
+    <w:p>
+      <w:r>
+        <w:t xml:space="preserve">(a) Assess cervical dilatation, FHR, and contraction pattern</w:t>
+      </w:r>
+    </w:p>
+    <w:p>
+      <w:r>
+        <w:t xml:space="preserve">(b) Send the patient home</w:t>
+      </w:r>
+    </w:p>
+    <w:p>
+      <w:r>
+        <w:t xml:space="preserve">(c) Skip assessment</w:t>
+      </w:r>
+    </w:p>
+    <w:p>
+      <w:r>
+        <w:t xml:space="preserve">(d) Give oxytocin immediately</w:t>
+      </w:r>
+    </w:p>
+    <w:p>
+      <w:r>
+        <w:t xml:space="preserve">Answer: a</w:t>
+      </w:r>
+    </w:p>
+    <w:p>
+      <w:r>
+        <w:t xml:space="preserve">Solution: ✅ Correct Answer: (a)</w:t>
+      </w:r>
+    </w:p>
+    <w:p>
+      <w:r>
+        <w:t xml:space="preserve">🧠 Clinical Rationale: On admission in labor, the nurse assesses cervical dilatation/effacement, fetal heart rate, contraction pattern, and maternal vitals — establishing the stage of labor and fetal well-being that guides care.</w:t>
+      </w:r>
+    </w:p>
+    <w:p>
+      <w:r>
+        <w:t xml:space="preserve">🔍 Key Clues: "Admitted in labor" → cervical + FHR + contraction assessment first.</w:t>
+      </w:r>
+    </w:p>
+    <w:p>
+      <w:r>
+        <w:t xml:space="preserve">❌ Why Not Other Options?</w:t>
+      </w:r>
+    </w:p>
+    <w:p>
+      <w:r>
+        <w:t xml:space="preserve">(b) — Sending home without assessment is unsafe.</w:t>
+      </w:r>
+    </w:p>
+    <w:p>
+      <w:r>
+        <w:t xml:space="preserve">(c) — Skipping assessment misses fetal compromise.</w:t>
+      </w:r>
+    </w:p>
+    <w:p>
+      <w:r>
+        <w:t xml:space="preserve">(d) — Oxytocin is given only for specific indications after assessment.</w:t>
+      </w:r>
+    </w:p>
+    <w:p>
+      <w:r>
+        <w:t xml:space="preserve">⚠️ Exam Trap: Assess first, act second — never start oxytocin without baseline FHR and cervical status.</w:t>
+      </w:r>
+    </w:p>
+    <w:p>
+      <w:r>
+        <w:t xml:space="preserve">💎 PNC Pearl: Labor admission = cervix, FHR, contractions — the golden triad.</w:t>
+      </w:r>
+    </w:p>
+    <w:p>
+      <w:r>
+        <w:t xml:space="preserve">Positive Marks: 1</w:t>
+      </w:r>
+    </w:p>
+    <w:p>
+      <w:r>
+        <w:t xml:space="preserve">Negative Marks: 0.25</w:t>
+      </w:r>
+    </w:p>
+    <w:p>
+      <w:r>
+        <w:t xml:space="preserve"/>
+      </w:r>
+    </w:p>
+    <w:p>
+      <w:r>
+        <w:t xml:space="preserve">Question: A 4-year-old child with a head injury is lethargic and vomiting. The nurse should:</w:t>
+      </w:r>
+    </w:p>
+    <w:p>
+      <w:r>
+        <w:t xml:space="preserve">(a) Monitor neurological status closely and notify the physician</w:t>
+      </w:r>
+    </w:p>
+    <w:p>
+      <w:r>
+        <w:t xml:space="preserve">(b) Send the child home</w:t>
+      </w:r>
+    </w:p>
+    <w:p>
+      <w:r>
+        <w:t xml:space="preserve">(c) Give fluids rapidly</w:t>
+      </w:r>
+    </w:p>
+    <w:p>
+      <w:r>
+        <w:t xml:space="preserve">(d) Let the child sleep</w:t>
+      </w:r>
+    </w:p>
+    <w:p>
+      <w:r>
+        <w:t xml:space="preserve">Answer: a</w:t>
+      </w:r>
+    </w:p>
+    <w:p>
+      <w:r>
+        <w:t xml:space="preserve">Solution: ✅ Correct Answer: (a)</w:t>
+      </w:r>
+    </w:p>
+    <w:p>
+      <w:r>
+        <w:t xml:space="preserve">🧠 Clinical Rationale: Lethargy and vomiting after head injury suggest raised ICP or significant concussion — the nurse monitors GCS, pupils, and vitals closely and notifies the physician for evaluation. The child is observed in the hospital.</w:t>
+      </w:r>
+    </w:p>
+    <w:p>
+      <w:r>
+        <w:t xml:space="preserve">🔍 Key Clues: "Head injury" + lethargy + vomiting = danger signs → monitor + notify.</w:t>
+      </w:r>
+    </w:p>
+    <w:p>
+      <w:r>
+        <w:t xml:space="preserve">❌ Why Not Other Options?</w:t>
+      </w:r>
+    </w:p>
+    <w:p>
+      <w:r>
+        <w:t xml:space="preserve">(b) — Home discharge risks missing intracranial bleeding.</w:t>
+      </w:r>
+    </w:p>
+    <w:p>
+      <w:r>
+        <w:t xml:space="preserve">(c) — Rapid fluids may worsen cerebral edema.</w:t>
+      </w:r>
+    </w:p>
+    <w:p>
+      <w:r>
+        <w:t xml:space="preserve">(d) — Unmonitored sleep can mask deterioration.</w:t>
+      </w:r>
+    </w:p>
+    <w:p>
+      <w:r>
+        <w:t xml:space="preserve">⚠️ Exam Trap: Vomiting + lethargy after head injury = red flags; wake the child periodically to assess.</w:t>
+      </w:r>
+    </w:p>
+    <w:p>
+      <w:r>
+        <w:t xml:space="preserve">💎 PNC Pearl: Head injury + vomiting + drowsy = hospital observation, not sleep.</w:t>
+      </w:r>
+    </w:p>
+    <w:p>
+      <w:r>
+        <w:t xml:space="preserve">Positive Marks: 1</w:t>
+      </w:r>
+    </w:p>
+    <w:p>
+      <w:r>
+        <w:t xml:space="preserve">Negative Marks: 0.25</w:t>
+      </w:r>
+    </w:p>
+    <w:p>
+      <w:r>
+        <w:t xml:space="preserve"/>
+      </w:r>
+    </w:p>
+    <w:p>
+      <w:r>
+        <w:t xml:space="preserve">Question: A patient with a panic disorder is being taught breathing exercises. Which technique is recommended?</w:t>
+      </w:r>
+    </w:p>
+    <w:p>
+      <w:r>
+        <w:t xml:space="preserve">(a) Slow diaphragmatic breathing</w:t>
+      </w:r>
+    </w:p>
+    <w:p>
+      <w:r>
+        <w:t xml:space="preserve">(b) Rapid shallow breathing</w:t>
+      </w:r>
+    </w:p>
+    <w:p>
+      <w:r>
+        <w:t xml:space="preserve">(c) Breath holding</w:t>
+      </w:r>
+    </w:p>
+    <w:p>
+      <w:r>
+        <w:t xml:space="preserve">(d) Hyperventilation</w:t>
+      </w:r>
+    </w:p>
+    <w:p>
+      <w:r>
+        <w:t xml:space="preserve">Answer: a</w:t>
+      </w:r>
+    </w:p>
+    <w:p>
+      <w:r>
+        <w:t xml:space="preserve">Solution: ✅ Correct Answer: (a)</w:t>
+      </w:r>
+    </w:p>
+    <w:p>
+      <w:r>
+        <w:t xml:space="preserve">🧠 Clinical Rationale: Slow diaphragmatic (abdominal) breathing activates the relaxation response and corrects the hyperventilation that fuels panic. The nurse practices it with the patient and encourages daily use.</w:t>
+      </w:r>
+    </w:p>
+    <w:p>
+      <w:r>
+        <w:t xml:space="preserve">🔍 Key Clues: "Panic disorder" + "breathing exercises" → slow diaphragmatic breathing.</w:t>
+      </w:r>
+    </w:p>
+    <w:p>
+      <w:r>
+        <w:t xml:space="preserve">❌ Why Not Other Options?</w:t>
+      </w:r>
+    </w:p>
+    <w:p>
+      <w:r>
+        <w:t xml:space="preserve">(b), (d) — Rapid shallow breathing and hyperventilation WORSEN panic (↓CO₂, dizziness).</w:t>
+      </w:r>
+    </w:p>
+    <w:p>
+      <w:r>
+        <w:t xml:space="preserve">(c) — Breath holding increases anxiety and air hunger.</w:t>
+      </w:r>
+    </w:p>
+    <w:p>
+      <w:r>
+        <w:t xml:space="preserve">⚠️ Exam Trap: Panic + hyperventilation = slow it down, don't speed it up.</w:t>
+      </w:r>
+    </w:p>
+    <w:p>
+      <w:r>
+        <w:t xml:space="preserve">💎 PNC Pearl: Panic breathing fix = slow belly breaths, in and out.</w:t>
+      </w:r>
+    </w:p>
+    <w:p>
+      <w:r>
+        <w:t xml:space="preserve">Positive Marks: 1</w:t>
+      </w:r>
+    </w:p>
+    <w:p>
+      <w:r>
+        <w:t xml:space="preserve">Negative Marks: 0.25</w:t>
+      </w:r>
+    </w:p>
+    <w:p>
+      <w:r>
+        <w:t xml:space="preserve"/>
+      </w:r>
+    </w:p>
+    <w:p>
+      <w:r>
+        <w:t xml:space="preserve">Question: The "Pradhan Mantri Bhartiya Janaushadhi Kendra" is identified by which logo/symbol?</w:t>
+      </w:r>
+    </w:p>
+    <w:p>
+      <w:r>
+        <w:t xml:space="preserve">(a) A "Jan Aushadhi" logo with a medicine bottle</w:t>
+      </w:r>
+    </w:p>
+    <w:p>
+      <w:r>
+        <w:t xml:space="preserve">(b) A lion</w:t>
+      </w:r>
+    </w:p>
+    <w:p>
+      <w:r>
+        <w:t xml:space="preserve">(c) A flag</w:t>
+      </w:r>
+    </w:p>
+    <w:p>
+      <w:r>
+        <w:t xml:space="preserve">(d) A star only</w:t>
+      </w:r>
+    </w:p>
+    <w:p>
+      <w:r>
+        <w:t xml:space="preserve">Answer: a</w:t>
+      </w:r>
+    </w:p>
+    <w:p>
+      <w:r>
+        <w:t xml:space="preserve">Solution: ✅ Correct Answer: (a)</w:t>
+      </w:r>
+    </w:p>
+    <w:p>
+      <w:r>
+        <w:t xml:space="preserve">🧠 Clinical Rationale: Jan Aushadhi Kendras carry the "Jan Aushadhi" logo — featuring a medicine bottle — helping citizens identify outlets for affordable generic medicines.</w:t>
+      </w:r>
+    </w:p>
+    <w:p>
+      <w:r>
+        <w:t xml:space="preserve">🔍 Key Clues: "Identified by which logo" → the Jan Aushadhi medicine-bottle logo.</w:t>
+      </w:r>
+    </w:p>
+    <w:p>
+      <w:r>
+        <w:t xml:space="preserve">❌ Why Not Other Options?</w:t>
+      </w:r>
+    </w:p>
+    <w:p>
+      <w:r>
+        <w:t xml:space="preserve">(b), (c), (d) — A lion, a flag, and a star are not the Jan Aushadhi logo.</w:t>
+      </w:r>
+    </w:p>
+    <w:p>
+      <w:r>
+        <w:t xml:space="preserve">⚠️ Exam Trap: The medicine-bottle logo = affordable generics — a recognition question.</w:t>
+      </w:r>
+    </w:p>
+    <w:p>
+      <w:r>
+        <w:t xml:space="preserve">💎 PNC Pearl: Look for the medicine bottle — Jan Aushadhi sign.</w:t>
+      </w:r>
+    </w:p>
+    <w:p>
+      <w:r>
+        <w:t xml:space="preserve">Positive Marks: 1</w:t>
+      </w:r>
+    </w:p>
+    <w:p>
+      <w:r>
+        <w:t xml:space="preserve">Negative Marks: 0.25</w:t>
+      </w:r>
+    </w:p>
+    <w:p>
+      <w:r>
+        <w:t xml:space="preserve"/>
+      </w:r>
+    </w:p>
+    <w:p>
+      <w:r>
+        <w:t xml:space="preserve">Question: The nurse is to give 175 mg of a medication. The tablets are 35 mg each. How many tablets are needed?</w:t>
+      </w:r>
+    </w:p>
+    <w:p>
+      <w:r>
+        <w:t xml:space="preserve">(a) 4 tablets</w:t>
+      </w:r>
+    </w:p>
+    <w:p>
+      <w:r>
+        <w:t xml:space="preserve">(b) 5 tablets</w:t>
+      </w:r>
+    </w:p>
+    <w:p>
+      <w:r>
+        <w:t xml:space="preserve">(c) 6 tablets</w:t>
+      </w:r>
+    </w:p>
+    <w:p>
+      <w:r>
+        <w:t xml:space="preserve">(d) 7 tablets</w:t>
+      </w:r>
+    </w:p>
+    <w:p>
+      <w:r>
+        <w:t xml:space="preserve">Answer: b</w:t>
+      </w:r>
+    </w:p>
+    <w:p>
+      <w:r>
+        <w:t xml:space="preserve">Solution: ✅ Correct Answer: (b)</w:t>
+      </w:r>
+    </w:p>
+    <w:p>
+      <w:r>
+        <w:t xml:space="preserve">🧠 Clinical Rationale: Tablets = Desired ÷ Have = 175 mg ÷ 35 mg = 5 tablets.</w:t>
+      </w:r>
+    </w:p>
+    <w:p>
+      <w:r>
+        <w:t xml:space="preserve">🔍 Key Clues: "175 mg" ordered, "35 mg each" → 175 ÷ 35 = 5.</w:t>
+      </w:r>
+    </w:p>
+    <w:p>
+      <w:r>
+        <w:t xml:space="preserve">❌ Why Not Other Options?</w:t>
+      </w:r>
+    </w:p>
+    <w:p>
+      <w:r>
+        <w:t xml:space="preserve">(a) — 4 tablets give 140 mg.</w:t>
+      </w:r>
+    </w:p>
+    <w:p>
+      <w:r>
+        <w:t xml:space="preserve">(c) — 6 tablets give 210 mg — overdose.</w:t>
+      </w:r>
+    </w:p>
+    <w:p>
+      <w:r>
+        <w:t xml:space="preserve">(d) — 7 tablets give 245 mg — overdose.</w:t>
+      </w:r>
+    </w:p>
+    <w:p>
+      <w:r>
+        <w:t xml:space="preserve">⚠️ Exam Trap: Desired ÷ Have; check the math on paper.</w:t>
+      </w:r>
+    </w:p>
+    <w:p>
+      <w:r>
+        <w:t xml:space="preserve">💎 PNC Pearl: 175 ÷ 35 = 5 tablets.</w:t>
+      </w:r>
+    </w:p>
+    <w:p>
+      <w:r>
+        <w:t xml:space="preserve">Positive Marks: 1</w:t>
+      </w:r>
+    </w:p>
+    <w:p>
+      <w:r>
+        <w:t xml:space="preserve">Negative Marks: 0.25</w:t>
+      </w:r>
+    </w:p>
+    <w:p>
+      <w:r>
+        <w:t xml:space="preserve"/>
+      </w:r>
+    </w:p>
+    <w:p>
+      <w:r>
+        <w:t xml:space="preserve">Question: The nurse is caring for a patient with a head injury who has a CSF leak from the ear. Which nursing action is correct?</w:t>
+      </w:r>
+    </w:p>
+    <w:p>
+      <w:r>
+        <w:t xml:space="preserve">(a) Allow the drainage to collect on a sterile pad and elevate the head</w:t>
+      </w:r>
+    </w:p>
+    <w:p>
+      <w:r>
+        <w:t xml:space="preserve">(b) Pack the ear</w:t>
+      </w:r>
+    </w:p>
+    <w:p>
+      <w:r>
+        <w:t xml:space="preserve">(c) Irrigate the ear</w:t>
+      </w:r>
+    </w:p>
+    <w:p>
+      <w:r>
+        <w:t xml:space="preserve">(d) Insert a wick</w:t>
+      </w:r>
+    </w:p>
+    <w:p>
+      <w:r>
+        <w:t xml:space="preserve">Answer: a</w:t>
+      </w:r>
+    </w:p>
+    <w:p>
+      <w:r>
+        <w:t xml:space="preserve">Solution: ✅ Correct Answer: (a)</w:t>
+      </w:r>
+    </w:p>
+    <w:p>
+      <w:r>
+        <w:t xml:space="preserve">🧠 Clinical Rationale: CSF otorrhea (halo sign on the pad) — the nurse allows drainage onto a sterile pad, elevates the head, and avoids packing, irrigation, or inserting anything into the ear — any manipulation risks meningitis.</w:t>
+      </w:r>
+    </w:p>
+    <w:p>
+      <w:r>
+        <w:t xml:space="preserve">🔍 Key Clues: "CSF leak from the ear" → let it drain, elevate head, nothing in the ear.</w:t>
+      </w:r>
+    </w:p>
+    <w:p>
+      <w:r>
+        <w:t xml:space="preserve">❌ Why Not Other Options?</w:t>
+      </w:r>
+    </w:p>
+    <w:p>
+      <w:r>
+        <w:t xml:space="preserve">(b) — Packing the ear blocks drainage and invites infection.</w:t>
+      </w:r>
+    </w:p>
+    <w:p>
+      <w:r>
+        <w:t xml:space="preserve">(c) — Irrigation can introduce infection into the subarachnoid space.</w:t>
+      </w:r>
+    </w:p>
+    <w:p>
+      <w:r>
+        <w:t xml:space="preserve">(d) — Inserting a wick increases infection risk.</w:t>
+      </w:r>
+    </w:p>
+    <w:p>
+      <w:r>
+        <w:t xml:space="preserve">⚠️ Exam Trap: CSF leak = no packing, no suction, no irrigation — meningitis prevention.</w:t>
+      </w:r>
+    </w:p>
+    <w:p>
+      <w:r>
+        <w:t xml:space="preserve">💎 PNC Pearl: CSF leak = drain on sterile pad, head up, hands off the ear.</w:t>
+      </w:r>
+    </w:p>
+    <w:p>
+      <w:r>
+        <w:t xml:space="preserve">Positive Marks: 1</w:t>
+      </w:r>
+    </w:p>
+    <w:p>
+      <w:r>
+        <w:t xml:space="preserve">Negative Marks: 0.25</w:t>
+      </w:r>
+    </w:p>
+    <w:p>
+      <w:r>
+        <w:t xml:space="preserve"/>
+      </w:r>
+    </w:p>
+    <w:p>
+      <w:r>
+        <w:t xml:space="preserve">Question: A patient with a urinary tract infection is being treated. Which statement indicates the patient understands the treatment?</w:t>
+      </w:r>
+    </w:p>
+    <w:p>
+      <w:r>
+        <w:t xml:space="preserve">(a) "I will finish all my antibiotics even if I feel better."</w:t>
+      </w:r>
+    </w:p>
+    <w:p>
+      <w:r>
+        <w:t xml:space="preserve">(b) "I will stop the antibiotics once the burning stops."</w:t>
+      </w:r>
+    </w:p>
+    <w:p>
+      <w:r>
+        <w:t xml:space="preserve">(c) "I will save the antibiotics for next time."</w:t>
+      </w:r>
+    </w:p>
+    <w:p>
+      <w:r>
+        <w:t xml:space="preserve">(d) "I will share them with my family."</w:t>
+      </w:r>
+    </w:p>
+    <w:p>
+      <w:r>
+        <w:t xml:space="preserve">Answer: a</w:t>
+      </w:r>
+    </w:p>
+    <w:p>
+      <w:r>
+        <w:t xml:space="preserve">Solution: ✅ Correct Answer: (a)</w:t>
+      </w:r>
+    </w:p>
+    <w:p>
+      <w:r>
+        <w:t xml:space="preserve">🧠 Clinical Rationale: Completing the full antibiotic course eradicates the infection and prevents resistance. Stopping early, saving, or sharing antibiotics causes recurrence and drug resistance.</w:t>
+      </w:r>
+    </w:p>
+    <w:p>
+      <w:r>
+        <w:t xml:space="preserve">🔍 Key Clues: "Understands the treatment" → finish the full course.</w:t>
+      </w:r>
+    </w:p>
+    <w:p>
+      <w:r>
+        <w:t xml:space="preserve">❌ Why Not Other Options?</w:t>
+      </w:r>
+    </w:p>
+    <w:p>
+      <w:r>
+        <w:t xml:space="preserve">(b) — Symptoms can improve before the infection clears.</w:t>
+      </w:r>
+    </w:p>
+    <w:p>
+      <w:r>
+        <w:t xml:space="preserve">(c) — Saving antibiotics leads to misuse and resistance.</w:t>
+      </w:r>
+    </w:p>
+    <w:p>
+      <w:r>
+        <w:t xml:space="preserve">(d) — Sharing antibiotics is unsafe and inappropriate.</w:t>
+      </w:r>
+    </w:p>
+    <w:p>
+      <w:r>
+        <w:t xml:space="preserve">⚠️ Exam Trap: "Finish the course" is the universal correct statement in antibiotic teaching.</w:t>
+      </w:r>
+    </w:p>
+    <w:p>
+      <w:r>
+        <w:t xml:space="preserve">💎 PNC Pearl: Full course = cure; early stop = comeback.</w:t>
+      </w:r>
+    </w:p>
+    <w:p>
+      <w:r>
+        <w:t xml:space="preserve">Positive Marks: 1</w:t>
+      </w:r>
+    </w:p>
+    <w:p>
+      <w:r>
+        <w:t xml:space="preserve">Negative Marks: 0.25</w:t>
+      </w:r>
+    </w:p>
+    <w:p>
+      <w:r>
+        <w:t xml:space="preserve"/>
+      </w:r>
+    </w:p>
+    <w:p>
+      <w:r>
+        <w:t xml:space="preserve">Question: The nurse is providing care to a patient after a thyroidectomy. Which finding indicates hypocalcemia from parathyroid injury?</w:t>
+      </w:r>
+    </w:p>
+    <w:p>
+      <w:r>
+        <w:t xml:space="preserve">(a) Tingling around the mouth and muscle cramps (tetany)</w:t>
+      </w:r>
+    </w:p>
+    <w:p>
+      <w:r>
+        <w:t xml:space="preserve">(b) Bradycardia</w:t>
+      </w:r>
+    </w:p>
+    <w:p>
+      <w:r>
+        <w:t xml:space="preserve">(c) Hyperglycemia</w:t>
+      </w:r>
+    </w:p>
+    <w:p>
+      <w:r>
+        <w:t xml:space="preserve">(d) Constipation</w:t>
+      </w:r>
+    </w:p>
+    <w:p>
+      <w:r>
+        <w:t xml:space="preserve">Answer: a</w:t>
+      </w:r>
+    </w:p>
+    <w:p>
+      <w:r>
+        <w:t xml:space="preserve">Solution: ✅ Correct Answer: (a)</w:t>
+      </w:r>
+    </w:p>
+    <w:p>
+      <w:r>
+        <w:t xml:space="preserve">🧠 Clinical Rationale: Parathyroid injury during thyroidectomy causes hypocalcemia — perioral tingling, muscle cramps, and positive Chvostek's/Trousseau's signs (tetany). The nurse keeps calcium gluconate ready and monitors calcium levels.</w:t>
+      </w:r>
+    </w:p>
+    <w:p>
+      <w:r>
+        <w:t xml:space="preserve">🔍 Key Clues: "After thyroidectomy" + "hypocalcemia" → tingling + cramps + Chvostek/Trousseau.</w:t>
+      </w:r>
+    </w:p>
+    <w:p>
+      <w:r>
+        <w:t xml:space="preserve">❌ Why Not Other Options?</w:t>
+      </w:r>
+    </w:p>
+    <w:p>
+      <w:r>
+        <w:t xml:space="preserve">(b), (c), (d) — Bradycardia, hyperglycemia, and constipation are not hypocalcemia signs.</w:t>
+      </w:r>
+    </w:p>
+    <w:p>
+      <w:r>
+        <w:t xml:space="preserve">⚠️ Exam Trap: Chvostek's (cheek twitch) and Trousseau's (carpal spasm) = hypocalcemia — know both.</w:t>
+      </w:r>
+    </w:p>
+    <w:p>
+      <w:r>
+        <w:t xml:space="preserve">💎 PNC Pearl: Post-thyroidectomy tingling = calcium down, gluconate ready.</w:t>
+      </w:r>
+    </w:p>
+    <w:p>
+      <w:r>
+        <w:t xml:space="preserve">Positive Marks: 1</w:t>
+      </w:r>
+    </w:p>
+    <w:p>
+      <w:r>
+        <w:t xml:space="preserve">Negative Marks: 0.25</w:t>
       </w:r>
     </w:p>
     <w:sectPr>
       <w:pgSz w:w="12240" w:h="15840"/>
-      <w:pgMar w:top="864" w:right="1008" w:bottom="864" w:left="1008" w:header="720" w:footer="720" w:gutter="0"/>
+      <w:pgMar w:top="1440" w:right="1800" w:bottom="1440" w:left="1800" w:header="720" w:footer="720" w:gutter="0"/>
       <w:cols w:space="720"/>
       <w:docGrid w:linePitch="360"/>
     </w:sectPr>
@@ -2535,10 +2100,6 @@
     <w:name w:val="Normal"/>
     <w:qFormat/>
     <w:rsid w:val="00FC693F"/>
-    <w:rPr>
-      <w:rFonts w:ascii="Calibri" w:hAnsi="Calibri"/>
-      <w:sz w:val="22"/>
-    </w:rPr>
   </w:style>
   <w:style w:type="paragraph" w:styleId="Header">
     <w:name w:val="header"/>
